--- a/lessons/3-4/homework.docx
+++ b/lessons/3-4/homework.docx
@@ -106,7 +106,55 @@
     </w:p>
     <w:p>
       <w:pPr>
-        <w:spacing w:after="60"/>
+        <w:keepNext/>
+        <w:spacing w:after="20" w:before="80"/>
+        <w:jc w:val="center"/>
+      </w:pPr>
+      <w:r>
+        <w:drawing>
+          <wp:inline distT="0" distB="0" distL="0" distR="0">
+            <wp:extent cx="1047750" cy="790575"/>
+            <wp:effectExtent t="0" r="0" b="0" l="0"/>
+            <wp:docPr id="1" name="" descr="" title=""/>
+            <wp:cNvGraphicFramePr>
+              <a:graphicFrameLocks xmlns:a="http://schemas.openxmlformats.org/drawingml/2006/main" noChangeAspect="1"/>
+            </wp:cNvGraphicFramePr>
+            <a:graphic xmlns:a="http://schemas.openxmlformats.org/drawingml/2006/main">
+              <a:graphicData uri="http://schemas.openxmlformats.org/drawingml/2006/picture">
+                <pic:pic xmlns:pic="http://schemas.openxmlformats.org/drawingml/2006/picture">
+                  <pic:nvPicPr>
+                    <pic:cNvPr id="0" name="" descr=""/>
+                    <pic:cNvPicPr>
+                      <a:picLocks noChangeAspect="1" noChangeArrowheads="1"/>
+                    </pic:cNvPicPr>
+                  </pic:nvPicPr>
+                  <pic:blipFill>
+                    <a:blip r:embed="rId7" cstate="none"/>
+                    <a:srcRect/>
+                    <a:stretch>
+                      <a:fillRect/>
+                    </a:stretch>
+                  </pic:blipFill>
+                  <pic:spPr bwMode="auto">
+                    <a:xfrm>
+                      <a:off x="0" y="0"/>
+                      <a:ext cx="1047750" cy="790575"/>
+                    </a:xfrm>
+                    <a:prstGeom prst="rect">
+                      <a:avLst/>
+                    </a:prstGeom>
+                  </pic:spPr>
+                </pic:pic>
+              </a:graphicData>
+            </a:graphic>
+          </wp:inline>
+        </w:drawing>
+      </w:r>
+    </w:p>
+    <w:p>
+      <w:pPr>
+        <w:keepNext/>
+        <w:spacing w:after="120"/>
       </w:pPr>
       <w:r>
         <w:rPr>
@@ -116,12 +164,60 @@
         <w:t xml:space="preserve">Ratio (Razón)</w:t>
       </w:r>
       <w:r>
-        <w:t xml:space="preserve"> — A comparison of two quantities by division</w:t>
-      </w:r>
-    </w:p>
-    <w:p>
-      <w:pPr>
-        <w:spacing w:after="60"/>
+        <w:t xml:space="preserve"> — A way to compare two amounts.</w:t>
+      </w:r>
+    </w:p>
+    <w:p>
+      <w:pPr>
+        <w:keepNext/>
+        <w:spacing w:after="20" w:before="80"/>
+        <w:jc w:val="center"/>
+      </w:pPr>
+      <w:r>
+        <w:drawing>
+          <wp:inline distT="0" distB="0" distL="0" distR="0">
+            <wp:extent cx="1047750" cy="790575"/>
+            <wp:effectExtent t="0" r="0" b="0" l="0"/>
+            <wp:docPr id="1" name="" descr="" title=""/>
+            <wp:cNvGraphicFramePr>
+              <a:graphicFrameLocks xmlns:a="http://schemas.openxmlformats.org/drawingml/2006/main" noChangeAspect="1"/>
+            </wp:cNvGraphicFramePr>
+            <a:graphic xmlns:a="http://schemas.openxmlformats.org/drawingml/2006/main">
+              <a:graphicData uri="http://schemas.openxmlformats.org/drawingml/2006/picture">
+                <pic:pic xmlns:pic="http://schemas.openxmlformats.org/drawingml/2006/picture">
+                  <pic:nvPicPr>
+                    <pic:cNvPr id="0" name="" descr=""/>
+                    <pic:cNvPicPr>
+                      <a:picLocks noChangeAspect="1" noChangeArrowheads="1"/>
+                    </pic:cNvPicPr>
+                  </pic:nvPicPr>
+                  <pic:blipFill>
+                    <a:blip r:embed="rId8" cstate="none"/>
+                    <a:srcRect/>
+                    <a:stretch>
+                      <a:fillRect/>
+                    </a:stretch>
+                  </pic:blipFill>
+                  <pic:spPr bwMode="auto">
+                    <a:xfrm>
+                      <a:off x="0" y="0"/>
+                      <a:ext cx="1047750" cy="790575"/>
+                    </a:xfrm>
+                    <a:prstGeom prst="rect">
+                      <a:avLst/>
+                    </a:prstGeom>
+                  </pic:spPr>
+                </pic:pic>
+              </a:graphicData>
+            </a:graphic>
+          </wp:inline>
+        </w:drawing>
+      </w:r>
+    </w:p>
+    <w:p>
+      <w:pPr>
+        <w:keepNext/>
+        <w:spacing w:after="120"/>
       </w:pPr>
       <w:r>
         <w:rPr>
@@ -131,12 +227,60 @@
         <w:t xml:space="preserve">Equivalent ratios (Razones equivalentes)</w:t>
       </w:r>
       <w:r>
-        <w:t xml:space="preserve"> — Two ratios that name the same comparison when simplified</w:t>
-      </w:r>
-    </w:p>
-    <w:p>
-      <w:pPr>
-        <w:spacing w:after="60"/>
+        <w:t xml:space="preserve"> — Two ratios that mean the same thing.</w:t>
+      </w:r>
+    </w:p>
+    <w:p>
+      <w:pPr>
+        <w:keepNext/>
+        <w:spacing w:after="20" w:before="80"/>
+        <w:jc w:val="center"/>
+      </w:pPr>
+      <w:r>
+        <w:drawing>
+          <wp:inline distT="0" distB="0" distL="0" distR="0">
+            <wp:extent cx="1047750" cy="790575"/>
+            <wp:effectExtent t="0" r="0" b="0" l="0"/>
+            <wp:docPr id="1" name="" descr="" title=""/>
+            <wp:cNvGraphicFramePr>
+              <a:graphicFrameLocks xmlns:a="http://schemas.openxmlformats.org/drawingml/2006/main" noChangeAspect="1"/>
+            </wp:cNvGraphicFramePr>
+            <a:graphic xmlns:a="http://schemas.openxmlformats.org/drawingml/2006/main">
+              <a:graphicData uri="http://schemas.openxmlformats.org/drawingml/2006/picture">
+                <pic:pic xmlns:pic="http://schemas.openxmlformats.org/drawingml/2006/picture">
+                  <pic:nvPicPr>
+                    <pic:cNvPr id="0" name="" descr=""/>
+                    <pic:cNvPicPr>
+                      <a:picLocks noChangeAspect="1" noChangeArrowheads="1"/>
+                    </pic:cNvPicPr>
+                  </pic:nvPicPr>
+                  <pic:blipFill>
+                    <a:blip r:embed="rId9" cstate="none"/>
+                    <a:srcRect/>
+                    <a:stretch>
+                      <a:fillRect/>
+                    </a:stretch>
+                  </pic:blipFill>
+                  <pic:spPr bwMode="auto">
+                    <a:xfrm>
+                      <a:off x="0" y="0"/>
+                      <a:ext cx="1047750" cy="790575"/>
+                    </a:xfrm>
+                    <a:prstGeom prst="rect">
+                      <a:avLst/>
+                    </a:prstGeom>
+                  </pic:spPr>
+                </pic:pic>
+              </a:graphicData>
+            </a:graphic>
+          </wp:inline>
+        </w:drawing>
+      </w:r>
+    </w:p>
+    <w:p>
+      <w:pPr>
+        <w:keepNext/>
+        <w:spacing w:after="120"/>
       </w:pPr>
       <w:r>
         <w:rPr>
@@ -146,12 +290,60 @@
         <w:t xml:space="preserve">Rate (Tasa)</w:t>
       </w:r>
       <w:r>
-        <w:t xml:space="preserve"> — A ratio that compares two quantities with different units</w:t>
-      </w:r>
-    </w:p>
-    <w:p>
-      <w:pPr>
-        <w:spacing w:after="60"/>
+        <w:t xml:space="preserve"> — A ratio comparing two amounts with different units, like miles per hour.</w:t>
+      </w:r>
+    </w:p>
+    <w:p>
+      <w:pPr>
+        <w:keepNext/>
+        <w:spacing w:after="20" w:before="80"/>
+        <w:jc w:val="center"/>
+      </w:pPr>
+      <w:r>
+        <w:drawing>
+          <wp:inline distT="0" distB="0" distL="0" distR="0">
+            <wp:extent cx="1047750" cy="790575"/>
+            <wp:effectExtent t="0" r="0" b="0" l="0"/>
+            <wp:docPr id="1" name="" descr="" title=""/>
+            <wp:cNvGraphicFramePr>
+              <a:graphicFrameLocks xmlns:a="http://schemas.openxmlformats.org/drawingml/2006/main" noChangeAspect="1"/>
+            </wp:cNvGraphicFramePr>
+            <a:graphic xmlns:a="http://schemas.openxmlformats.org/drawingml/2006/main">
+              <a:graphicData uri="http://schemas.openxmlformats.org/drawingml/2006/picture">
+                <pic:pic xmlns:pic="http://schemas.openxmlformats.org/drawingml/2006/picture">
+                  <pic:nvPicPr>
+                    <pic:cNvPr id="0" name="" descr=""/>
+                    <pic:cNvPicPr>
+                      <a:picLocks noChangeAspect="1" noChangeArrowheads="1"/>
+                    </pic:cNvPicPr>
+                  </pic:nvPicPr>
+                  <pic:blipFill>
+                    <a:blip r:embed="rId10" cstate="none"/>
+                    <a:srcRect/>
+                    <a:stretch>
+                      <a:fillRect/>
+                    </a:stretch>
+                  </pic:blipFill>
+                  <pic:spPr bwMode="auto">
+                    <a:xfrm>
+                      <a:off x="0" y="0"/>
+                      <a:ext cx="1047750" cy="790575"/>
+                    </a:xfrm>
+                    <a:prstGeom prst="rect">
+                      <a:avLst/>
+                    </a:prstGeom>
+                  </pic:spPr>
+                </pic:pic>
+              </a:graphicData>
+            </a:graphic>
+          </wp:inline>
+        </w:drawing>
+      </w:r>
+    </w:p>
+    <w:p>
+      <w:pPr>
+        <w:keepNext/>
+        <w:spacing w:after="120"/>
       </w:pPr>
       <w:r>
         <w:rPr>
@@ -161,12 +353,60 @@
         <w:t xml:space="preserve">Proportion (Proporción)</w:t>
       </w:r>
       <w:r>
-        <w:t xml:space="preserve"> — An equation that shows two ratios are equivalent</w:t>
-      </w:r>
-    </w:p>
-    <w:p>
-      <w:pPr>
-        <w:spacing w:after="60"/>
+        <w:t xml:space="preserve"> — A math sentence saying two ratios are equal.</w:t>
+      </w:r>
+    </w:p>
+    <w:p>
+      <w:pPr>
+        <w:keepNext/>
+        <w:spacing w:after="20" w:before="80"/>
+        <w:jc w:val="center"/>
+      </w:pPr>
+      <w:r>
+        <w:drawing>
+          <wp:inline distT="0" distB="0" distL="0" distR="0">
+            <wp:extent cx="1047750" cy="790575"/>
+            <wp:effectExtent t="0" r="0" b="0" l="0"/>
+            <wp:docPr id="1" name="" descr="" title=""/>
+            <wp:cNvGraphicFramePr>
+              <a:graphicFrameLocks xmlns:a="http://schemas.openxmlformats.org/drawingml/2006/main" noChangeAspect="1"/>
+            </wp:cNvGraphicFramePr>
+            <a:graphic xmlns:a="http://schemas.openxmlformats.org/drawingml/2006/main">
+              <a:graphicData uri="http://schemas.openxmlformats.org/drawingml/2006/picture">
+                <pic:pic xmlns:pic="http://schemas.openxmlformats.org/drawingml/2006/picture">
+                  <pic:nvPicPr>
+                    <pic:cNvPr id="0" name="" descr=""/>
+                    <pic:cNvPicPr>
+                      <a:picLocks noChangeAspect="1" noChangeArrowheads="1"/>
+                    </pic:cNvPicPr>
+                  </pic:nvPicPr>
+                  <pic:blipFill>
+                    <a:blip r:embed="rId11" cstate="none"/>
+                    <a:srcRect/>
+                    <a:stretch>
+                      <a:fillRect/>
+                    </a:stretch>
+                  </pic:blipFill>
+                  <pic:spPr bwMode="auto">
+                    <a:xfrm>
+                      <a:off x="0" y="0"/>
+                      <a:ext cx="1047750" cy="790575"/>
+                    </a:xfrm>
+                    <a:prstGeom prst="rect">
+                      <a:avLst/>
+                    </a:prstGeom>
+                  </pic:spPr>
+                </pic:pic>
+              </a:graphicData>
+            </a:graphic>
+          </wp:inline>
+        </w:drawing>
+      </w:r>
+    </w:p>
+    <w:p>
+      <w:pPr>
+        <w:keepNext/>
+        <w:spacing w:after="120"/>
       </w:pPr>
       <w:r>
         <w:rPr>
@@ -176,7 +416,7 @@
         <w:t xml:space="preserve">Simplify (Simplificar)</w:t>
       </w:r>
       <w:r>
-        <w:t xml:space="preserve"> — To divide both parts of a ratio by their GCF to find the simplest form</w:t>
+        <w:t xml:space="preserve"> — To make a ratio smaller while keeping the same comparison.</w:t>
       </w:r>
     </w:p>
     <w:p>

--- a/lessons/3-4/homework.docx
+++ b/lessons/3-4/homework.docx
@@ -24,7 +24,7 @@
           <w:i/>
           <w:iCs/>
         </w:rPr>
-        <w:t xml:space="preserve">Lesson 3-4  •  Standard 6.RP.3</w:t>
+        <w:t xml:space="preserve">Lesson 3-4  •  Standard 6.AT.3</w:t>
       </w:r>
     </w:p>
     <w:p>
@@ -921,7 +921,88 @@
           <w:b/>
           <w:bCs/>
         </w:rPr>
-        <w:t xml:space="preserve">6. Which ratio is equivalent to 3:4?</w:t>
+        <w:t xml:space="preserve">6. onLevel — Spot the Common Mistake</w:t>
+      </w:r>
+    </w:p>
+    <w:p>
+      <w:pPr>
+        <w:spacing w:after="40" w:before="0"/>
+      </w:pPr>
+      <w:r>
+        <w:t xml:space="preserve">   Step 1 (Read): A student is working on Equivalent Ratios.</w:t>
+      </w:r>
+    </w:p>
+    <w:p>
+      <w:pPr>
+        <w:spacing w:after="40" w:before="0"/>
+      </w:pPr>
+      <w:r>
+        <w:t xml:space="preserve">   Step 2 (Attempt): They ignored the rule: Multiply or divide both numbers by the same amount to make an equivalent ratio.</w:t>
+      </w:r>
+    </w:p>
+    <w:p>
+      <w:pPr>
+        <w:spacing w:after="40" w:before="0"/>
+      </w:pPr>
+      <w:r>
+        <w:t xml:space="preserve">   Step 3 (Check): The answer does not match the math rule from class.</w:t>
+      </w:r>
+    </w:p>
+    <w:p>
+      <w:pPr>
+        <w:spacing w:after="60" w:before="0"/>
+      </w:pPr>
+      <w:r>
+        <w:rPr>
+          <w:i/>
+          <w:iCs/>
+        </w:rPr>
+        <w:t xml:space="preserve">Which step has the mistake? Explain and fix it:</w:t>
+      </w:r>
+    </w:p>
+    <w:p>
+      <w:pPr>
+        <w:spacing w:after="60" w:before="120"/>
+      </w:pPr>
+      <w:r>
+        <w:rPr>
+          <w:color w:val="BBBBBB"/>
+        </w:rPr>
+        <w:t xml:space="preserve">______________________________________________________________________</w:t>
+      </w:r>
+    </w:p>
+    <w:p>
+      <w:pPr>
+        <w:spacing w:after="60" w:before="120"/>
+      </w:pPr>
+      <w:r>
+        <w:rPr>
+          <w:color w:val="BBBBBB"/>
+        </w:rPr>
+        <w:t xml:space="preserve">______________________________________________________________________</w:t>
+      </w:r>
+    </w:p>
+    <w:p>
+      <w:pPr>
+        <w:spacing w:after="60" w:before="120"/>
+      </w:pPr>
+      <w:r>
+        <w:rPr>
+          <w:color w:val="BBBBBB"/>
+        </w:rPr>
+        <w:t xml:space="preserve">______________________________________________________________________</w:t>
+      </w:r>
+    </w:p>
+    <w:p>
+      <w:pPr>
+        <w:spacing w:after="80" w:before="0"/>
+      </w:pPr>
+      <w:r>
+        <w:rPr>
+          <w:b/>
+          <w:bCs/>
+        </w:rPr>
+        <w:t xml:space="preserve">7. Chef Montoya's dressing uses 3 spoons of oil to 4 spoons of vinegar (3:4). Which recipe card shows an EQUIVALENT ratio?</w:t>
       </w:r>
     </w:p>
     <w:p>
@@ -976,39 +1057,39 @@
           <w:b/>
           <w:bCs/>
         </w:rPr>
-        <w:t xml:space="preserve">7. Which ratio is NOT equivalent to 2:5?</w:t>
-      </w:r>
-    </w:p>
-    <w:p>
-      <w:pPr>
-        <w:spacing w:after="40" w:before="0"/>
-      </w:pPr>
-      <w:r>
-        <w:t xml:space="preserve">     A. 4:9</w:t>
-      </w:r>
-    </w:p>
-    <w:p>
-      <w:pPr>
-        <w:spacing w:after="40" w:before="0"/>
-      </w:pPr>
-      <w:r>
-        <w:t xml:space="preserve">     B. 4:10</w:t>
-      </w:r>
-    </w:p>
-    <w:p>
-      <w:pPr>
-        <w:spacing w:after="40" w:before="0"/>
-      </w:pPr>
-      <w:r>
-        <w:t xml:space="preserve">     C. 6:15</w:t>
-      </w:r>
-    </w:p>
-    <w:p>
-      <w:pPr>
-        <w:spacing w:after="40" w:before="0"/>
-      </w:pPr>
-      <w:r>
-        <w:t xml:space="preserve">     D. 8:20</w:t>
+        <w:t xml:space="preserve">8. The lemonade station mixes 5 cups of lemon juice to 2 cups of sugar (5:2). Which batch keeps the SAME taste?</w:t>
+      </w:r>
+    </w:p>
+    <w:p>
+      <w:pPr>
+        <w:spacing w:after="40" w:before="0"/>
+      </w:pPr>
+      <w:r>
+        <w:t xml:space="preserve">     A. 15:6</w:t>
+      </w:r>
+    </w:p>
+    <w:p>
+      <w:pPr>
+        <w:spacing w:after="40" w:before="0"/>
+      </w:pPr>
+      <w:r>
+        <w:t xml:space="preserve">     B. 10:6</w:t>
+      </w:r>
+    </w:p>
+    <w:p>
+      <w:pPr>
+        <w:spacing w:after="40" w:before="0"/>
+      </w:pPr>
+      <w:r>
+        <w:t xml:space="preserve">     C. 5:4</w:t>
+      </w:r>
+    </w:p>
+    <w:p>
+      <w:pPr>
+        <w:spacing w:after="40" w:before="0"/>
+      </w:pPr>
+      <w:r>
+        <w:t xml:space="preserve">     D. 7:4</w:t>
       </w:r>
     </w:p>
     <w:p>
@@ -1031,41 +1112,147 @@
           <w:b/>
           <w:bCs/>
         </w:rPr>
-        <w:t xml:space="preserve">8. If 12:18 is written in simplest form, what is it?</w:t>
-      </w:r>
-    </w:p>
-    <w:p>
-      <w:pPr>
-        <w:spacing w:after="40" w:before="0"/>
-      </w:pPr>
-      <w:r>
-        <w:t xml:space="preserve">     A. 2:3</w:t>
-      </w:r>
-    </w:p>
-    <w:p>
-      <w:pPr>
-        <w:spacing w:after="40" w:before="0"/>
-      </w:pPr>
-      <w:r>
-        <w:t xml:space="preserve">     B. 6:9</w:t>
-      </w:r>
-    </w:p>
-    <w:p>
-      <w:pPr>
-        <w:spacing w:after="40" w:before="0"/>
-      </w:pPr>
-      <w:r>
-        <w:t xml:space="preserve">     C. 3:2</w:t>
-      </w:r>
-    </w:p>
-    <w:p>
-      <w:pPr>
-        <w:spacing w:after="40" w:before="0"/>
-      </w:pPr>
-      <w:r>
-        <w:t xml:space="preserve">     D. 4:6</w:t>
-      </w:r>
-    </w:p>
+        <w:t xml:space="preserve">9. Match each recipe ratio to a batch that tastes exactly the same.</w:t>
+      </w:r>
+    </w:p>
+    <w:tbl>
+      <w:tblPr>
+        <w:tblW w:type="pct" w:w="100%"/>
+        <w:tblBorders>
+          <w:top w:val="single" w:color="auto" w:sz="4"/>
+          <w:left w:val="single" w:color="auto" w:sz="4"/>
+          <w:bottom w:val="single" w:color="auto" w:sz="4"/>
+          <w:right w:val="single" w:color="auto" w:sz="4"/>
+          <w:insideH w:val="single" w:color="auto" w:sz="4"/>
+          <w:insideV w:val="single" w:color="auto" w:sz="4"/>
+        </w:tblBorders>
+      </w:tblPr>
+      <w:tblGrid>
+        <w:gridCol w:w="100"/>
+        <w:gridCol w:w="100"/>
+      </w:tblGrid>
+      <w:tr>
+        <w:trPr>
+          <w:tblHeader/>
+        </w:trPr>
+        <w:tc>
+          <w:tcPr>
+            <w:tcW w:type="pct" w:w="50%"/>
+          </w:tcPr>
+          <w:p>
+            <w:r>
+              <w:rPr>
+                <w:b/>
+                <w:bCs/>
+              </w:rPr>
+              <w:t xml:space="preserve">Item</w:t>
+            </w:r>
+          </w:p>
+        </w:tc>
+        <w:tc>
+          <w:tcPr>
+            <w:tcW w:type="pct" w:w="50%"/>
+          </w:tcPr>
+          <w:p>
+            <w:r>
+              <w:rPr>
+                <w:b/>
+                <w:bCs/>
+              </w:rPr>
+              <w:t xml:space="preserve">Answer choices</w:t>
+            </w:r>
+          </w:p>
+        </w:tc>
+      </w:tr>
+      <w:tr>
+        <w:tc>
+          <w:tcPr>
+            <w:tcW w:type="pct" w:w="50%"/>
+          </w:tcPr>
+          <w:p>
+            <w:r>
+              <w:t xml:space="preserve">____  2:3</w:t>
+            </w:r>
+          </w:p>
+        </w:tc>
+        <w:tc>
+          <w:tcPr>
+            <w:tcW w:type="pct" w:w="50%"/>
+          </w:tcPr>
+          <w:p>
+            <w:r>
+              <w:t xml:space="preserve">D. 10:12</w:t>
+            </w:r>
+          </w:p>
+        </w:tc>
+      </w:tr>
+      <w:tr>
+        <w:tc>
+          <w:tcPr>
+            <w:tcW w:type="pct" w:w="50%"/>
+          </w:tcPr>
+          <w:p>
+            <w:r>
+              <w:t xml:space="preserve">____  3:5</w:t>
+            </w:r>
+          </w:p>
+        </w:tc>
+        <w:tc>
+          <w:tcPr>
+            <w:tcW w:type="pct" w:w="50%"/>
+          </w:tcPr>
+          <w:p>
+            <w:r>
+              <w:t xml:space="preserve">C. 12:21</w:t>
+            </w:r>
+          </w:p>
+        </w:tc>
+      </w:tr>
+      <w:tr>
+        <w:tc>
+          <w:tcPr>
+            <w:tcW w:type="pct" w:w="50%"/>
+          </w:tcPr>
+          <w:p>
+            <w:r>
+              <w:t xml:space="preserve">____  4:7</w:t>
+            </w:r>
+          </w:p>
+        </w:tc>
+        <w:tc>
+          <w:tcPr>
+            <w:tcW w:type="pct" w:w="50%"/>
+          </w:tcPr>
+          <w:p>
+            <w:r>
+              <w:t xml:space="preserve">B. 9:15</w:t>
+            </w:r>
+          </w:p>
+        </w:tc>
+      </w:tr>
+      <w:tr>
+        <w:tc>
+          <w:tcPr>
+            <w:tcW w:type="pct" w:w="50%"/>
+          </w:tcPr>
+          <w:p>
+            <w:r>
+              <w:t xml:space="preserve">____  5:6</w:t>
+            </w:r>
+          </w:p>
+        </w:tc>
+        <w:tc>
+          <w:tcPr>
+            <w:tcW w:type="pct" w:w="50%"/>
+          </w:tcPr>
+          <w:p>
+            <w:r>
+              <w:t xml:space="preserve">A. 8:12</w:t>
+            </w:r>
+          </w:p>
+        </w:tc>
+      </w:tr>
+    </w:tbl>
     <w:p>
       <w:pPr>
         <w:spacing w:after="60" w:before="120"/>
@@ -1086,39 +1273,67 @@
           <w:b/>
           <w:bCs/>
         </w:rPr>
-        <w:t xml:space="preserve">9. A paint mix uses 3:5 blue to white. To keep the same color with 15 parts white, how much blue?</w:t>
-      </w:r>
-    </w:p>
-    <w:p>
-      <w:pPr>
-        <w:spacing w:after="40" w:before="0"/>
-      </w:pPr>
-      <w:r>
-        <w:t xml:space="preserve">     A. 9</w:t>
-      </w:r>
-    </w:p>
-    <w:p>
-      <w:pPr>
-        <w:spacing w:after="40" w:before="0"/>
-      </w:pPr>
-      <w:r>
-        <w:t xml:space="preserve">     B. 12</w:t>
-      </w:r>
-    </w:p>
-    <w:p>
-      <w:pPr>
-        <w:spacing w:after="40" w:before="0"/>
-      </w:pPr>
-      <w:r>
-        <w:t xml:space="preserve">     C. 5</w:t>
-      </w:r>
-    </w:p>
-    <w:p>
-      <w:pPr>
-        <w:spacing w:after="40" w:before="0"/>
-      </w:pPr>
-      <w:r>
-        <w:t xml:space="preserve">     D. 8</w:t>
+        <w:t xml:space="preserve">10. The recipe ratio is 2 cups flour to 5 cups milk (2:5). Sort each batch: does it taste the same (equivalent) or not?</w:t>
+      </w:r>
+    </w:p>
+    <w:p>
+      <w:pPr>
+        <w:spacing w:after="80" w:before="0"/>
+      </w:pPr>
+      <w:r>
+        <w:rPr>
+          <w:i/>
+          <w:iCs/>
+        </w:rPr>
+        <w:t xml:space="preserve">Groups: Equivalent to 2:5   |   NOT Equivalent to 2:5</w:t>
+      </w:r>
+    </w:p>
+    <w:p>
+      <w:pPr>
+        <w:spacing w:after="40" w:before="0"/>
+      </w:pPr>
+      <w:r>
+        <w:t xml:space="preserve">   • 4:10   → __________________</w:t>
+      </w:r>
+    </w:p>
+    <w:p>
+      <w:pPr>
+        <w:spacing w:after="40" w:before="0"/>
+      </w:pPr>
+      <w:r>
+        <w:t xml:space="preserve">   • 6:15   → __________________</w:t>
+      </w:r>
+    </w:p>
+    <w:p>
+      <w:pPr>
+        <w:spacing w:after="40" w:before="0"/>
+      </w:pPr>
+      <w:r>
+        <w:t xml:space="preserve">   • 8:20   → __________________</w:t>
+      </w:r>
+    </w:p>
+    <w:p>
+      <w:pPr>
+        <w:spacing w:after="40" w:before="0"/>
+      </w:pPr>
+      <w:r>
+        <w:t xml:space="preserve">   • 4:9   → __________________</w:t>
+      </w:r>
+    </w:p>
+    <w:p>
+      <w:pPr>
+        <w:spacing w:after="40" w:before="0"/>
+      </w:pPr>
+      <w:r>
+        <w:t xml:space="preserve">   • 2:7   → __________________</w:t>
+      </w:r>
+    </w:p>
+    <w:p>
+      <w:pPr>
+        <w:spacing w:after="40" w:before="0"/>
+      </w:pPr>
+      <w:r>
+        <w:t xml:space="preserve">   • 5:2   → __________________</w:t>
       </w:r>
     </w:p>
     <w:p>
@@ -1164,10 +1379,22 @@
     </w:p>
     <w:p>
       <w:pPr>
+        <w:spacing w:after="20" w:before="0"/>
+      </w:pPr>
+      <w:r>
+        <w:t xml:space="preserve">     Multiply both parts by 2: 2×2 = 4 and 5×2 = 10, so 4:10 is equivalent to 2:5.</w:t>
+      </w:r>
+    </w:p>
+    <w:p>
+      <w:pPr>
         <w:spacing w:after="80" w:before="0"/>
       </w:pPr>
       <w:r>
-        <w:t xml:space="preserve">     Multiply both parts by 2: 2×2 = 4 and 5×2 = 10, so 4:10 is equivalent to 2:5.</w:t>
+        <w:rPr>
+          <w:i/>
+          <w:iCs/>
+        </w:rPr>
+        <w:t xml:space="preserve">     Watch for: A common mistake in Equivalent Ratios is skipping the key idea: "Multiply or divide both numbers by the same amount to make an equivalent ratio." — always check your work against this rule before you submit.</w:t>
       </w:r>
     </w:p>
     <w:p>
@@ -1184,10 +1411,22 @@
     </w:p>
     <w:p>
       <w:pPr>
+        <w:spacing w:after="20" w:before="0"/>
+      </w:pPr>
+      <w:r>
+        <w:t xml:space="preserve">     Divide both by 2: 4÷2 = 2 and 6÷2 = 3. The ratio 2:3 is equivalent to 4:6.</w:t>
+      </w:r>
+    </w:p>
+    <w:p>
+      <w:pPr>
         <w:spacing w:after="80" w:before="0"/>
       </w:pPr>
       <w:r>
-        <w:t xml:space="preserve">     Divide both by 2: 4÷2 = 2 and 6÷2 = 3. The ratio 2:3 is equivalent to 4:6.</w:t>
+        <w:rPr>
+          <w:i/>
+          <w:iCs/>
+        </w:rPr>
+        <w:t xml:space="preserve">     Watch for: A common mistake in Equivalent Ratios is skipping the key idea: "Multiply or divide both numbers by the same amount to make an equivalent ratio." — always check your work against this rule before you submit.</w:t>
       </w:r>
     </w:p>
     <w:p>
@@ -1272,10 +1511,22 @@
     </w:p>
     <w:p>
       <w:pPr>
+        <w:spacing w:after="20" w:before="0"/>
+      </w:pPr>
+      <w:r>
+        <w:t xml:space="preserve">     Unit rate: $45 ÷ 3 = $15/hour. In 8 hours: $15 × 8 = $120.</w:t>
+      </w:r>
+    </w:p>
+    <w:p>
+      <w:pPr>
         <w:spacing w:after="80" w:before="0"/>
       </w:pPr>
       <w:r>
-        <w:t xml:space="preserve">     Unit rate: $45 ÷ 3 = $15/hour. In 8 hours: $15 × 8 = $120.</w:t>
+        <w:rPr>
+          <w:i/>
+          <w:iCs/>
+        </w:rPr>
+        <w:t xml:space="preserve">     Watch for: A common mistake in Equivalent Ratios is skipping the key idea: "Multiply or divide both numbers by the same amount to make an equivalent ratio." — always check your work against this rule before you submit.</w:t>
       </w:r>
     </w:p>
     <w:p>
@@ -1331,7 +1582,43 @@
           <w:b/>
           <w:bCs/>
         </w:rPr>
-        <w:t xml:space="preserve">6. A. 9:12</w:t>
+        <w:t xml:space="preserve">6. onLevel — Spot the Common Mistake</w:t>
+      </w:r>
+    </w:p>
+    <w:p>
+      <w:pPr>
+        <w:spacing w:after="20" w:before="0"/>
+      </w:pPr>
+      <w:r>
+        <w:t xml:space="preserve">     The mistake is in Step 2.</w:t>
+      </w:r>
+    </w:p>
+    <w:p>
+      <w:pPr>
+        <w:spacing w:after="20" w:before="0"/>
+      </w:pPr>
+      <w:r>
+        <w:t xml:space="preserve">     Correct work: Follow the key idea: Multiply or divide both numbers by the same amount to make an equivalent ratio.</w:t>
+      </w:r>
+    </w:p>
+    <w:p>
+      <w:pPr>
+        <w:spacing w:after="40" w:before="0"/>
+      </w:pPr>
+      <w:r>
+        <w:rPr>
+          <w:b/>
+          <w:bCs/>
+        </w:rPr>
+        <w:t xml:space="preserve">7. A. 9:12</w:t>
+      </w:r>
+    </w:p>
+    <w:p>
+      <w:pPr>
+        <w:spacing w:after="20" w:before="0"/>
+      </w:pPr>
+      <w:r>
+        <w:t xml:space="preserve">     Multiply both parts of 3:4 by 3: 3 x 3 = 9 and 4 x 3 = 12, so 9:12 is equivalent to 3:4.</w:t>
       </w:r>
     </w:p>
     <w:p>
@@ -1339,19 +1626,31 @@
         <w:spacing w:after="80" w:before="0"/>
       </w:pPr>
       <w:r>
-        <w:t xml:space="preserve">     Multiply both parts of 3:4 by 3 to get 9:12.</w:t>
-      </w:r>
-    </w:p>
-    <w:p>
-      <w:pPr>
-        <w:spacing w:after="40" w:before="0"/>
-      </w:pPr>
-      <w:r>
-        <w:rPr>
-          <w:b/>
-          <w:bCs/>
-        </w:rPr>
-        <w:t xml:space="preserve">7. A. 4:9</w:t>
+        <w:rPr>
+          <w:i/>
+          <w:iCs/>
+        </w:rPr>
+        <w:t xml:space="preserve">     Watch for: A common mistake in Equivalent Ratios is skipping the key idea: "Multiply or divide both numbers by the same amount to make an equivalent ratio." — always check your work against this rule before you submit.</w:t>
+      </w:r>
+    </w:p>
+    <w:p>
+      <w:pPr>
+        <w:spacing w:after="40" w:before="0"/>
+      </w:pPr>
+      <w:r>
+        <w:rPr>
+          <w:b/>
+          <w:bCs/>
+        </w:rPr>
+        <w:t xml:space="preserve">8. A. 15:6</w:t>
+      </w:r>
+    </w:p>
+    <w:p>
+      <w:pPr>
+        <w:spacing w:after="20" w:before="0"/>
+      </w:pPr>
+      <w:r>
+        <w:t xml:space="preserve">     Multiply both parts of 5:2 by 3: 5 x 3 = 15 and 2 x 3 = 6, so 15:6 is equivalent to 5:2.</w:t>
       </w:r>
     </w:p>
     <w:p>
@@ -1359,47 +1658,131 @@
         <w:spacing w:after="80" w:before="0"/>
       </w:pPr>
       <w:r>
-        <w:t xml:space="preserve">     4:9 is not 2:5 doubled (that would be 4:10). The others all reduce to 2:5.</w:t>
-      </w:r>
-    </w:p>
-    <w:p>
-      <w:pPr>
-        <w:spacing w:after="40" w:before="0"/>
-      </w:pPr>
-      <w:r>
-        <w:rPr>
-          <w:b/>
-          <w:bCs/>
-        </w:rPr>
-        <w:t xml:space="preserve">8. A. 2:3</w:t>
-      </w:r>
-    </w:p>
-    <w:p>
-      <w:pPr>
-        <w:spacing w:after="80" w:before="0"/>
-      </w:pPr>
-      <w:r>
-        <w:t xml:space="preserve">     12:18 divides by 6 to give 2:3.</w:t>
-      </w:r>
-    </w:p>
-    <w:p>
-      <w:pPr>
-        <w:spacing w:after="40" w:before="0"/>
-      </w:pPr>
-      <w:r>
-        <w:rPr>
-          <w:b/>
-          <w:bCs/>
-        </w:rPr>
-        <w:t xml:space="preserve">9. A. 9</w:t>
-      </w:r>
-    </w:p>
-    <w:p>
-      <w:pPr>
-        <w:spacing w:after="80" w:before="0"/>
-      </w:pPr>
-      <w:r>
-        <w:t xml:space="preserve">     15 white is 3 times 5, so blue is 3 times 3 = 9.</w:t>
+        <w:rPr>
+          <w:i/>
+          <w:iCs/>
+        </w:rPr>
+        <w:t xml:space="preserve">     Watch for: A common mistake in Equivalent Ratios is skipping the key idea: "Multiply or divide both numbers by the same amount to make an equivalent ratio." — always check your work against this rule before you submit.</w:t>
+      </w:r>
+    </w:p>
+    <w:p>
+      <w:pPr>
+        <w:spacing w:after="40" w:before="0"/>
+      </w:pPr>
+      <w:r>
+        <w:rPr>
+          <w:b/>
+          <w:bCs/>
+        </w:rPr>
+        <w:t xml:space="preserve">9. Matches:</w:t>
+      </w:r>
+    </w:p>
+    <w:p>
+      <w:pPr>
+        <w:spacing w:after="20" w:before="0"/>
+      </w:pPr>
+      <w:r>
+        <w:t xml:space="preserve">     2:3 → 8:12</w:t>
+      </w:r>
+    </w:p>
+    <w:p>
+      <w:pPr>
+        <w:spacing w:after="20" w:before="0"/>
+      </w:pPr>
+      <w:r>
+        <w:t xml:space="preserve">     3:5 → 9:15</w:t>
+      </w:r>
+    </w:p>
+    <w:p>
+      <w:pPr>
+        <w:spacing w:after="20" w:before="0"/>
+      </w:pPr>
+      <w:r>
+        <w:t xml:space="preserve">     4:7 → 12:21</w:t>
+      </w:r>
+    </w:p>
+    <w:p>
+      <w:pPr>
+        <w:spacing w:after="20" w:before="0"/>
+      </w:pPr>
+      <w:r>
+        <w:t xml:space="preserve">     5:6 → 10:12</w:t>
+      </w:r>
+    </w:p>
+    <w:p>
+      <w:pPr>
+        <w:spacing w:after="40" w:before="0"/>
+      </w:pPr>
+      <w:r>
+        <w:t xml:space="preserve"/>
+      </w:r>
+    </w:p>
+    <w:p>
+      <w:pPr>
+        <w:spacing w:after="40" w:before="0"/>
+      </w:pPr>
+      <w:r>
+        <w:rPr>
+          <w:b/>
+          <w:bCs/>
+        </w:rPr>
+        <w:t xml:space="preserve">10. Correct groups:</w:t>
+      </w:r>
+    </w:p>
+    <w:p>
+      <w:pPr>
+        <w:spacing w:after="20" w:before="0"/>
+      </w:pPr>
+      <w:r>
+        <w:t xml:space="preserve">     4:10 → Equivalent to 2:5</w:t>
+      </w:r>
+    </w:p>
+    <w:p>
+      <w:pPr>
+        <w:spacing w:after="20" w:before="0"/>
+      </w:pPr>
+      <w:r>
+        <w:t xml:space="preserve">     6:15 → Equivalent to 2:5</w:t>
+      </w:r>
+    </w:p>
+    <w:p>
+      <w:pPr>
+        <w:spacing w:after="20" w:before="0"/>
+      </w:pPr>
+      <w:r>
+        <w:t xml:space="preserve">     8:20 → Equivalent to 2:5</w:t>
+      </w:r>
+    </w:p>
+    <w:p>
+      <w:pPr>
+        <w:spacing w:after="20" w:before="0"/>
+      </w:pPr>
+      <w:r>
+        <w:t xml:space="preserve">     4:9 → NOT Equivalent to 2:5</w:t>
+      </w:r>
+    </w:p>
+    <w:p>
+      <w:pPr>
+        <w:spacing w:after="20" w:before="0"/>
+      </w:pPr>
+      <w:r>
+        <w:t xml:space="preserve">     2:7 → NOT Equivalent to 2:5</w:t>
+      </w:r>
+    </w:p>
+    <w:p>
+      <w:pPr>
+        <w:spacing w:after="20" w:before="0"/>
+      </w:pPr>
+      <w:r>
+        <w:t xml:space="preserve">     5:2 → NOT Equivalent to 2:5</w:t>
+      </w:r>
+    </w:p>
+    <w:p>
+      <w:pPr>
+        <w:spacing w:after="40" w:before="0"/>
+      </w:pPr>
+      <w:r>
+        <w:t xml:space="preserve"/>
       </w:r>
     </w:p>
     <w:sectPr>

--- a/lessons/3-4/homework.docx
+++ b/lessons/3-4/homework.docx
@@ -921,31 +921,39 @@
           <w:b/>
           <w:bCs/>
         </w:rPr>
-        <w:t xml:space="preserve">6. onLevel — Spot the Common Mistake</w:t>
-      </w:r>
-    </w:p>
-    <w:p>
-      <w:pPr>
-        <w:spacing w:after="40" w:before="0"/>
-      </w:pPr>
-      <w:r>
-        <w:t xml:space="preserve">   Step 1 (Read): A student is working on Equivalent Ratios.</w:t>
-      </w:r>
-    </w:p>
-    <w:p>
-      <w:pPr>
-        <w:spacing w:after="40" w:before="0"/>
-      </w:pPr>
-      <w:r>
-        <w:t xml:space="preserve">   Step 2 (Attempt): They ignored the rule: Multiply or divide both numbers by the same amount to make an equivalent ratio.</w:t>
-      </w:r>
-    </w:p>
-    <w:p>
-      <w:pPr>
-        <w:spacing w:after="40" w:before="0"/>
-      </w:pPr>
-      <w:r>
-        <w:t xml:space="preserve">   Step 3 (Check): The answer does not match the math rule from class.</w:t>
+        <w:t xml:space="preserve">6. Spot the Common Mistake — Simplifying a Ratio</w:t>
+      </w:r>
+    </w:p>
+    <w:p>
+      <w:pPr>
+        <w:spacing w:after="40" w:before="0"/>
+      </w:pPr>
+      <w:r>
+        <w:t xml:space="preserve">   Step 1 (Set up the ratio): A student wants to write 12:18 in simplest form.</w:t>
+      </w:r>
+    </w:p>
+    <w:p>
+      <w:pPr>
+        <w:spacing w:after="40" w:before="0"/>
+      </w:pPr>
+      <w:r>
+        <w:t xml:space="preserve">   Step 2 (Find the common factor): Both 12 and 18 can be divided by 6.</w:t>
+      </w:r>
+    </w:p>
+    <w:p>
+      <w:pPr>
+        <w:spacing w:after="40" w:before="0"/>
+      </w:pPr>
+      <w:r>
+        <w:t xml:space="preserve">   Step 3 (Divide each part): 12 ÷ 6 = 2 and 18 ÷ 3 = 6, so they wrote 2:6.</w:t>
+      </w:r>
+    </w:p>
+    <w:p>
+      <w:pPr>
+        <w:spacing w:after="40" w:before="0"/>
+      </w:pPr>
+      <w:r>
+        <w:t xml:space="preserve">   Step 4 (Answer): 12:18 simplifies to 2:6</w:t>
       </w:r>
     </w:p>
     <w:p>
@@ -1394,7 +1402,7 @@
           <w:i/>
           <w:iCs/>
         </w:rPr>
-        <w:t xml:space="preserve">     Watch for: A common mistake in Equivalent Ratios is skipping the key idea: "Multiply or divide both numbers by the same amount to make an equivalent ratio." — always check your work against this rule before you submit.</w:t>
+        <w:t xml:space="preserve">     Watch for: A common mistake in Equivalent Ratios is ADDING the scale factor to one part instead of MULTIPLYING both parts by it. For example, scaling 2:5 by a factor of 4 should give 8:20 (2×4 and 5×4) — not 6:9 (2+4 and 5+4). Adding changes the taste of the recipe (and the value of the ratio); only multiplying or dividing both numbers by the same amount keeps it equivalent.</w:t>
       </w:r>
     </w:p>
     <w:p>
@@ -1426,7 +1434,7 @@
           <w:i/>
           <w:iCs/>
         </w:rPr>
-        <w:t xml:space="preserve">     Watch for: A common mistake in Equivalent Ratios is skipping the key idea: "Multiply or divide both numbers by the same amount to make an equivalent ratio." — always check your work against this rule before you submit.</w:t>
+        <w:t xml:space="preserve">     Watch for: A common mistake in Equivalent Ratios is ADDING the scale factor to one part instead of MULTIPLYING both parts by it. For example, scaling 2:5 by a factor of 4 should give 8:20 (2×4 and 5×4) — not 6:9 (2+4 and 5+4). Adding changes the taste of the recipe (and the value of the ratio); only multiplying or dividing both numbers by the same amount keeps it equivalent.</w:t>
       </w:r>
     </w:p>
     <w:p>
@@ -1526,7 +1534,7 @@
           <w:i/>
           <w:iCs/>
         </w:rPr>
-        <w:t xml:space="preserve">     Watch for: A common mistake in Equivalent Ratios is skipping the key idea: "Multiply or divide both numbers by the same amount to make an equivalent ratio." — always check your work against this rule before you submit.</w:t>
+        <w:t xml:space="preserve">     Watch for: A common mistake in Equivalent Ratios is ADDING the scale factor to one part instead of MULTIPLYING both parts by it. For example, scaling 2:5 by a factor of 4 should give 8:20 (2×4 and 5×4) — not 6:9 (2+4 and 5+4). Adding changes the taste of the recipe (and the value of the ratio); only multiplying or dividing both numbers by the same amount keeps it equivalent.</w:t>
       </w:r>
     </w:p>
     <w:p>
@@ -1582,23 +1590,23 @@
           <w:b/>
           <w:bCs/>
         </w:rPr>
-        <w:t xml:space="preserve">6. onLevel — Spot the Common Mistake</w:t>
-      </w:r>
-    </w:p>
-    <w:p>
-      <w:pPr>
-        <w:spacing w:after="20" w:before="0"/>
-      </w:pPr>
-      <w:r>
-        <w:t xml:space="preserve">     The mistake is in Step 2.</w:t>
-      </w:r>
-    </w:p>
-    <w:p>
-      <w:pPr>
-        <w:spacing w:after="20" w:before="0"/>
-      </w:pPr>
-      <w:r>
-        <w:t xml:space="preserve">     Correct work: Follow the key idea: Multiply or divide both numbers by the same amount to make an equivalent ratio.</w:t>
+        <w:t xml:space="preserve">6. Spot the Common Mistake — Simplifying a Ratio</w:t>
+      </w:r>
+    </w:p>
+    <w:p>
+      <w:pPr>
+        <w:spacing w:after="20" w:before="0"/>
+      </w:pPr>
+      <w:r>
+        <w:t xml:space="preserve">     The mistake is in Step 3.</w:t>
+      </w:r>
+    </w:p>
+    <w:p>
+      <w:pPr>
+        <w:spacing w:after="20" w:before="0"/>
+      </w:pPr>
+      <w:r>
+        <w:t xml:space="preserve">     Correct work: Divide BOTH parts by the same number: 12 ÷ 6 = 2 and 18 ÷ 6 = 3, so 12:18 simplifies to 2:3.</w:t>
       </w:r>
     </w:p>
     <w:p>
@@ -1630,7 +1638,7 @@
           <w:i/>
           <w:iCs/>
         </w:rPr>
-        <w:t xml:space="preserve">     Watch for: A common mistake in Equivalent Ratios is skipping the key idea: "Multiply or divide both numbers by the same amount to make an equivalent ratio." — always check your work against this rule before you submit.</w:t>
+        <w:t xml:space="preserve">     Watch for: A common mistake in Equivalent Ratios is ADDING the scale factor to one part instead of MULTIPLYING both parts by it. For example, scaling 2:5 by a factor of 4 should give 8:20 (2×4 and 5×4) — not 6:9 (2+4 and 5+4). Adding changes the taste of the recipe (and the value of the ratio); only multiplying or dividing both numbers by the same amount keeps it equivalent.</w:t>
       </w:r>
     </w:p>
     <w:p>
@@ -1662,7 +1670,7 @@
           <w:i/>
           <w:iCs/>
         </w:rPr>
-        <w:t xml:space="preserve">     Watch for: A common mistake in Equivalent Ratios is skipping the key idea: "Multiply or divide both numbers by the same amount to make an equivalent ratio." — always check your work against this rule before you submit.</w:t>
+        <w:t xml:space="preserve">     Watch for: A common mistake in Equivalent Ratios is ADDING the scale factor to one part instead of MULTIPLYING both parts by it. For example, scaling 2:5 by a factor of 4 should give 8:20 (2×4 and 5×4) — not 6:9 (2+4 and 5+4). Adding changes the taste of the recipe (and the value of the ratio); only multiplying or dividing both numbers by the same amount keeps it equivalent.</w:t>
       </w:r>
     </w:p>
     <w:p>

--- a/lessons/3-4/homework.docx
+++ b/lessons/3-4/homework.docx
@@ -12,7 +12,7 @@
           <w:b/>
           <w:bCs/>
         </w:rPr>
-        <w:t xml:space="preserve">Equivalent Ratios — Homework</w:t>
+        <w:t xml:space="preserve">Graph Ratio Tables — Homework</w:t>
       </w:r>
     </w:p>
     <w:p>
@@ -24,7 +24,7 @@
           <w:i/>
           <w:iCs/>
         </w:rPr>
-        <w:t xml:space="preserve">Lesson 3-4  •  Standard 6.AT.3</w:t>
+        <w:t xml:space="preserve">Lesson 3-3  •  Standard 6.AT.3a</w:t>
       </w:r>
     </w:p>
     <w:p>
@@ -80,7 +80,7 @@
         <w:spacing w:after="60" w:before="0"/>
       </w:pPr>
       <w:r>
-        <w:t xml:space="preserve">Content: I can find and check equivalent ratios using multiplication and division.</w:t>
+        <w:t xml:space="preserve">Content: I can graph the values from a ratio table as points on the coordinate plane.</w:t>
       </w:r>
     </w:p>
     <w:p>
@@ -88,7 +88,7 @@
         <w:spacing w:after="60" w:before="0"/>
       </w:pPr>
       <w:r>
-        <w:t xml:space="preserve">Language: I can explain my reasoning using the words equivalent ratios, rate, proportion, and simplify.</w:t>
+        <w:t xml:space="preserve">Language: I can explain my graph using the words coordinate plane, ordered pair, origin, and proportional.</w:t>
       </w:r>
     </w:p>
     <w:p>
@@ -161,10 +161,10 @@
           <w:b/>
           <w:bCs/>
         </w:rPr>
-        <w:t xml:space="preserve">Ratio (Razón)</w:t>
-      </w:r>
-      <w:r>
-        <w:t xml:space="preserve"> — A way to compare two amounts.</w:t>
+        <w:t xml:space="preserve">Coordinate plane (Plano cartesiano)</w:t>
+      </w:r>
+      <w:r>
+        <w:t xml:space="preserve"> — A grid with a line going across and a line going up to plot points.</w:t>
       </w:r>
     </w:p>
     <w:p>
@@ -224,10 +224,10 @@
           <w:b/>
           <w:bCs/>
         </w:rPr>
-        <w:t xml:space="preserve">Equivalent ratios (Razones equivalentes)</w:t>
-      </w:r>
-      <w:r>
-        <w:t xml:space="preserve"> — Two ratios that mean the same thing.</w:t>
+        <w:t xml:space="preserve">Ordered pair (Par ordenado)</w:t>
+      </w:r>
+      <w:r>
+        <w:t xml:space="preserve"> — Two numbers (x, y) that tell where a point is on a grid.</w:t>
       </w:r>
     </w:p>
     <w:p>
@@ -287,10 +287,10 @@
           <w:b/>
           <w:bCs/>
         </w:rPr>
-        <w:t xml:space="preserve">Rate (Tasa)</w:t>
-      </w:r>
-      <w:r>
-        <w:t xml:space="preserve"> — A ratio comparing two amounts with different units, like miles per hour.</w:t>
+        <w:t xml:space="preserve">Linear pattern (Patrón lineal)</w:t>
+      </w:r>
+      <w:r>
+        <w:t xml:space="preserve"> — Points that make a straight line on a grid.</w:t>
       </w:r>
     </w:p>
     <w:p>
@@ -350,10 +350,10 @@
           <w:b/>
           <w:bCs/>
         </w:rPr>
-        <w:t xml:space="preserve">Proportion (Proporción)</w:t>
-      </w:r>
-      <w:r>
-        <w:t xml:space="preserve"> — A math sentence saying two ratios are equal.</w:t>
+        <w:t xml:space="preserve">Proportional (Proporcional)</w:t>
+      </w:r>
+      <w:r>
+        <w:t xml:space="preserve"> — Two amounts that grow together at the same rate.</w:t>
       </w:r>
     </w:p>
     <w:p>
@@ -413,10 +413,10 @@
           <w:b/>
           <w:bCs/>
         </w:rPr>
-        <w:t xml:space="preserve">Simplify (Simplificar)</w:t>
-      </w:r>
-      <w:r>
-        <w:t xml:space="preserve"> — To make a ratio smaller while keeping the same comparison.</w:t>
+        <w:t xml:space="preserve">Origin (Origen)</w:t>
+      </w:r>
+      <w:r>
+        <w:t xml:space="preserve"> — The point (0, 0) where the two grid lines cross.</w:t>
       </w:r>
     </w:p>
     <w:p>
@@ -453,39 +453,39 @@
           <w:b/>
           <w:bCs/>
         </w:rPr>
-        <w:t xml:space="preserve">1. Which ratio is equivalent to 2:5?</w:t>
-      </w:r>
-    </w:p>
-    <w:p>
-      <w:pPr>
-        <w:spacing w:after="40" w:before="0"/>
-      </w:pPr>
-      <w:r>
-        <w:t xml:space="preserve">     A. 4:10</w:t>
-      </w:r>
-    </w:p>
-    <w:p>
-      <w:pPr>
-        <w:spacing w:after="40" w:before="0"/>
-      </w:pPr>
-      <w:r>
-        <w:t xml:space="preserve">     B. 3:6</w:t>
-      </w:r>
-    </w:p>
-    <w:p>
-      <w:pPr>
-        <w:spacing w:after="40" w:before="0"/>
-      </w:pPr>
-      <w:r>
-        <w:t xml:space="preserve">     C. 2:10</w:t>
-      </w:r>
-    </w:p>
-    <w:p>
-      <w:pPr>
-        <w:spacing w:after="40" w:before="0"/>
-      </w:pPr>
-      <w:r>
-        <w:t xml:space="preserve">     D. 5:2</w:t>
+        <w:t xml:space="preserve">1. A ratio table shows (2, 6), (4, 12), and (6, 18). Which ordered pair comes next if the pattern continues?</w:t>
+      </w:r>
+    </w:p>
+    <w:p>
+      <w:pPr>
+        <w:spacing w:after="40" w:before="0"/>
+      </w:pPr>
+      <w:r>
+        <w:t xml:space="preserve">     A. (8, 24)</w:t>
+      </w:r>
+    </w:p>
+    <w:p>
+      <w:pPr>
+        <w:spacing w:after="40" w:before="0"/>
+      </w:pPr>
+      <w:r>
+        <w:t xml:space="preserve">     B. (7, 20)</w:t>
+      </w:r>
+    </w:p>
+    <w:p>
+      <w:pPr>
+        <w:spacing w:after="40" w:before="0"/>
+      </w:pPr>
+      <w:r>
+        <w:t xml:space="preserve">     C. (8, 22)</w:t>
+      </w:r>
+    </w:p>
+    <w:p>
+      <w:pPr>
+        <w:spacing w:after="40" w:before="0"/>
+      </w:pPr>
+      <w:r>
+        <w:t xml:space="preserve">     D. (10, 24)</w:t>
       </w:r>
     </w:p>
     <w:p>
@@ -508,39 +508,39 @@
           <w:b/>
           <w:bCs/>
         </w:rPr>
-        <w:t xml:space="preserve">2. A recipe uses 4 eggs for every 6 cups of flour. Which ratio is equivalent?</w:t>
-      </w:r>
-    </w:p>
-    <w:p>
-      <w:pPr>
-        <w:spacing w:after="40" w:before="0"/>
-      </w:pPr>
-      <w:r>
-        <w:t xml:space="preserve">     A. 2:3</w:t>
-      </w:r>
-    </w:p>
-    <w:p>
-      <w:pPr>
-        <w:spacing w:after="40" w:before="0"/>
-      </w:pPr>
-      <w:r>
-        <w:t xml:space="preserve">     B. 8:10</w:t>
-      </w:r>
-    </w:p>
-    <w:p>
-      <w:pPr>
-        <w:spacing w:after="40" w:before="0"/>
-      </w:pPr>
-      <w:r>
-        <w:t xml:space="preserve">     C. 4:3</w:t>
-      </w:r>
-    </w:p>
-    <w:p>
-      <w:pPr>
-        <w:spacing w:after="40" w:before="0"/>
-      </w:pPr>
-      <w:r>
-        <w:t xml:space="preserve">     D. 6:4</w:t>
+        <w:t xml:space="preserve">2. When you graph equivalent ratios, the points will always form what shape?</w:t>
+      </w:r>
+    </w:p>
+    <w:p>
+      <w:pPr>
+        <w:spacing w:after="40" w:before="0"/>
+      </w:pPr>
+      <w:r>
+        <w:t xml:space="preserve">     A. A straight line through the origin</w:t>
+      </w:r>
+    </w:p>
+    <w:p>
+      <w:pPr>
+        <w:spacing w:after="40" w:before="0"/>
+      </w:pPr>
+      <w:r>
+        <w:t xml:space="preserve">     B. A curved line</w:t>
+      </w:r>
+    </w:p>
+    <w:p>
+      <w:pPr>
+        <w:spacing w:after="40" w:before="0"/>
+      </w:pPr>
+      <w:r>
+        <w:t xml:space="preserve">     C. A zigzag</w:t>
+      </w:r>
+    </w:p>
+    <w:p>
+      <w:pPr>
+        <w:spacing w:after="40" w:before="0"/>
+      </w:pPr>
+      <w:r>
+        <w:t xml:space="preserve">     D. A circle</w:t>
       </w:r>
     </w:p>
     <w:p>
@@ -563,7 +563,50 @@
           <w:b/>
           <w:bCs/>
         </w:rPr>
-        <w:t xml:space="preserve">3. Sort these ratios — which are equivalent to 3:4 and which are not?</w:t>
+        <w:t xml:space="preserve">3. Points from a ratio table are plotted at (1, 4), (2, 8), and (3, 12). What is the ratio of y to x for each point?</w:t>
+      </w:r>
+    </w:p>
+    <w:p>
+      <w:pPr>
+        <w:spacing w:after="40" w:before="0"/>
+      </w:pPr>
+      <w:r>
+        <w:t xml:space="preserve">     A. 4:1</w:t>
+      </w:r>
+    </w:p>
+    <w:p>
+      <w:pPr>
+        <w:spacing w:after="40" w:before="0"/>
+      </w:pPr>
+      <w:r>
+        <w:t xml:space="preserve">     B. 1:4</w:t>
+      </w:r>
+    </w:p>
+    <w:p>
+      <w:pPr>
+        <w:spacing w:after="40" w:before="0"/>
+      </w:pPr>
+      <w:r>
+        <w:t xml:space="preserve">     C. 2:8</w:t>
+      </w:r>
+    </w:p>
+    <w:p>
+      <w:pPr>
+        <w:spacing w:after="40" w:before="0"/>
+      </w:pPr>
+      <w:r>
+        <w:t xml:space="preserve">     D. 3:4</w:t>
+      </w:r>
+    </w:p>
+    <w:p>
+      <w:pPr>
+        <w:spacing w:after="60" w:before="120"/>
+      </w:pPr>
+      <w:r>
+        <w:rPr>
+          <w:color w:val="BBBBBB"/>
+        </w:rPr>
+        <w:t xml:space="preserve">______________________________________________________________________</w:t>
       </w:r>
     </w:p>
     <w:p>
@@ -572,136 +615,10 @@
       </w:pPr>
       <w:r>
         <w:rPr>
-          <w:i/>
-          <w:iCs/>
-        </w:rPr>
-        <w:t xml:space="preserve">Groups: Equivalent to 3:4   |   NOT Equivalent to 3:4</w:t>
-      </w:r>
-    </w:p>
-    <w:p>
-      <w:pPr>
-        <w:spacing w:after="40" w:before="0"/>
-      </w:pPr>
-      <w:r>
-        <w:t xml:space="preserve">   • 6:8   → __________________</w:t>
-      </w:r>
-    </w:p>
-    <w:p>
-      <w:pPr>
-        <w:spacing w:after="40" w:before="0"/>
-      </w:pPr>
-      <w:r>
-        <w:t xml:space="preserve">   • 9:12   → __________________</w:t>
-      </w:r>
-    </w:p>
-    <w:p>
-      <w:pPr>
-        <w:spacing w:after="40" w:before="0"/>
-      </w:pPr>
-      <w:r>
-        <w:t xml:space="preserve">   • 15:20   → __________________</w:t>
-      </w:r>
-    </w:p>
-    <w:p>
-      <w:pPr>
-        <w:spacing w:after="40" w:before="0"/>
-      </w:pPr>
-      <w:r>
-        <w:t xml:space="preserve">   • 3:5   → __________________</w:t>
-      </w:r>
-    </w:p>
-    <w:p>
-      <w:pPr>
-        <w:spacing w:after="40" w:before="0"/>
-      </w:pPr>
-      <w:r>
-        <w:t xml:space="preserve">   • 4:3   → __________________</w:t>
-      </w:r>
-    </w:p>
-    <w:p>
-      <w:pPr>
-        <w:spacing w:after="40" w:before="0"/>
-      </w:pPr>
-      <w:r>
-        <w:t xml:space="preserve">   • 6:12   → __________________</w:t>
-      </w:r>
-    </w:p>
-    <w:p>
-      <w:pPr>
-        <w:spacing w:after="60" w:before="120"/>
-      </w:pPr>
-      <w:r>
-        <w:rPr>
-          <w:color w:val="BBBBBB"/>
-        </w:rPr>
-        <w:t xml:space="preserve">______________________________________________________________________</w:t>
-      </w:r>
-    </w:p>
-    <w:p>
-      <w:pPr>
-        <w:spacing w:after="80" w:before="0"/>
-      </w:pPr>
-      <w:r>
-        <w:rPr>
-          <w:b/>
-          <w:bCs/>
-        </w:rPr>
-        <w:t xml:space="preserve">4. Marcus earns $45 for every 3 hours of work. How much does he earn in 8 hours?</w:t>
-      </w:r>
-    </w:p>
-    <w:p>
-      <w:pPr>
-        <w:spacing w:after="40" w:before="0"/>
-      </w:pPr>
-      <w:r>
-        <w:t xml:space="preserve">     A. $120</w:t>
-      </w:r>
-    </w:p>
-    <w:p>
-      <w:pPr>
-        <w:spacing w:after="40" w:before="0"/>
-      </w:pPr>
-      <w:r>
-        <w:t xml:space="preserve">     B. $90</w:t>
-      </w:r>
-    </w:p>
-    <w:p>
-      <w:pPr>
-        <w:spacing w:after="40" w:before="0"/>
-      </w:pPr>
-      <w:r>
-        <w:t xml:space="preserve">     C. $135</w:t>
-      </w:r>
-    </w:p>
-    <w:p>
-      <w:pPr>
-        <w:spacing w:after="40" w:before="0"/>
-      </w:pPr>
-      <w:r>
-        <w:t xml:space="preserve">     D. $105</w:t>
-      </w:r>
-    </w:p>
-    <w:p>
-      <w:pPr>
-        <w:spacing w:after="60" w:before="120"/>
-      </w:pPr>
-      <w:r>
-        <w:rPr>
-          <w:color w:val="BBBBBB"/>
-        </w:rPr>
-        <w:t xml:space="preserve">______________________________________________________________________</w:t>
-      </w:r>
-    </w:p>
-    <w:p>
-      <w:pPr>
-        <w:spacing w:after="80" w:before="0"/>
-      </w:pPr>
-      <w:r>
-        <w:rPr>
-          <w:b/>
-          <w:bCs/>
-        </w:rPr>
-        <w:t xml:space="preserve">5. Find the missing value that makes each pair of ratios equivalent.</w:t>
+          <w:b/>
+          <w:bCs/>
+        </w:rPr>
+        <w:t xml:space="preserve">4. Use the graph pattern y = 5x to complete the ratio table, then identify what the ordered pairs would be.</w:t>
       </w:r>
     </w:p>
     <w:tbl>
@@ -735,7 +652,7 @@
                 <w:b/>
                 <w:bCs/>
               </w:rPr>
-              <w:t xml:space="preserve">Ratio 1</w:t>
+              <w:t xml:space="preserve">x</w:t>
             </w:r>
           </w:p>
         </w:tc>
@@ -749,7 +666,7 @@
                 <w:b/>
                 <w:bCs/>
               </w:rPr>
-              <w:t xml:space="preserve">Ratio 2</w:t>
+              <w:t xml:space="preserve">y</w:t>
             </w:r>
           </w:p>
         </w:tc>
@@ -763,7 +680,7 @@
                 <w:b/>
                 <w:bCs/>
               </w:rPr>
-              <w:t xml:space="preserve">Missing Value</w:t>
+              <w:t xml:space="preserve">Ordered Pair</w:t>
             </w:r>
           </w:p>
         </w:tc>
@@ -779,7 +696,7 @@
                 <w:b w:val="false"/>
                 <w:bCs w:val="false"/>
               </w:rPr>
-              <w:t xml:space="preserve">3:7</w:t>
+              <w:t xml:space="preserve">1</w:t>
             </w:r>
           </w:p>
         </w:tc>
@@ -793,7 +710,37 @@
                 <w:b w:val="false"/>
                 <w:bCs w:val="false"/>
               </w:rPr>
-              <w:t xml:space="preserve">9:?</w:t>
+              <w:t xml:space="preserve">5</w:t>
+            </w:r>
+          </w:p>
+        </w:tc>
+        <w:tc>
+          <w:tcPr>
+            <w:tcW w:type="pct" w:w="33%"/>
+          </w:tcPr>
+          <w:p>
+            <w:r>
+              <w:rPr>
+                <w:b w:val="false"/>
+                <w:bCs w:val="false"/>
+              </w:rPr>
+              <w:t xml:space="preserve">(1, 5)</w:t>
+            </w:r>
+          </w:p>
+        </w:tc>
+      </w:tr>
+      <w:tr>
+        <w:tc>
+          <w:tcPr>
+            <w:tcW w:type="pct" w:w="33%"/>
+          </w:tcPr>
+          <w:p>
+            <w:r>
+              <w:rPr>
+                <w:b w:val="false"/>
+                <w:bCs w:val="false"/>
+              </w:rPr>
+              <w:t xml:space="preserve">2</w:t>
             </w:r>
           </w:p>
         </w:tc>
@@ -811,36 +758,6 @@
             </w:r>
           </w:p>
         </w:tc>
-      </w:tr>
-      <w:tr>
-        <w:tc>
-          <w:tcPr>
-            <w:tcW w:type="pct" w:w="33%"/>
-          </w:tcPr>
-          <w:p>
-            <w:r>
-              <w:rPr>
-                <w:b w:val="false"/>
-                <w:bCs w:val="false"/>
-              </w:rPr>
-              <w:t xml:space="preserve">5:8</w:t>
-            </w:r>
-          </w:p>
-        </w:tc>
-        <w:tc>
-          <w:tcPr>
-            <w:tcW w:type="pct" w:w="33%"/>
-          </w:tcPr>
-          <w:p>
-            <w:r>
-              <w:rPr>
-                <w:b w:val="false"/>
-                <w:bCs w:val="false"/>
-              </w:rPr>
-              <w:t xml:space="preserve">?:24</w:t>
-            </w:r>
-          </w:p>
-        </w:tc>
         <w:tc>
           <w:tcPr>
             <w:tcW w:type="pct" w:w="33%"/>
@@ -867,21 +784,7 @@
                 <w:b w:val="false"/>
                 <w:bCs w:val="false"/>
               </w:rPr>
-              <w:t xml:space="preserve">4:6</w:t>
-            </w:r>
-          </w:p>
-        </w:tc>
-        <w:tc>
-          <w:tcPr>
-            <w:tcW w:type="pct" w:w="33%"/>
-          </w:tcPr>
-          <w:p>
-            <w:r>
-              <w:rPr>
-                <w:b w:val="false"/>
-                <w:bCs w:val="false"/>
-              </w:rPr>
-              <w:t xml:space="preserve">?:3</w:t>
+              <w:t xml:space="preserve">4</w:t>
             </w:r>
           </w:p>
         </w:tc>
@@ -899,6 +802,64 @@
             </w:r>
           </w:p>
         </w:tc>
+        <w:tc>
+          <w:tcPr>
+            <w:tcW w:type="pct" w:w="33%"/>
+          </w:tcPr>
+          <w:p>
+            <w:r>
+              <w:rPr>
+                <w:b w:val="false"/>
+                <w:bCs w:val="false"/>
+              </w:rPr>
+              <w:t xml:space="preserve"> </w:t>
+            </w:r>
+          </w:p>
+        </w:tc>
+      </w:tr>
+      <w:tr>
+        <w:tc>
+          <w:tcPr>
+            <w:tcW w:type="pct" w:w="33%"/>
+          </w:tcPr>
+          <w:p>
+            <w:r>
+              <w:rPr>
+                <w:b w:val="false"/>
+                <w:bCs w:val="false"/>
+              </w:rPr>
+              <w:t xml:space="preserve">6</w:t>
+            </w:r>
+          </w:p>
+        </w:tc>
+        <w:tc>
+          <w:tcPr>
+            <w:tcW w:type="pct" w:w="33%"/>
+          </w:tcPr>
+          <w:p>
+            <w:r>
+              <w:rPr>
+                <w:b w:val="false"/>
+                <w:bCs w:val="false"/>
+              </w:rPr>
+              <w:t xml:space="preserve"> </w:t>
+            </w:r>
+          </w:p>
+        </w:tc>
+        <w:tc>
+          <w:tcPr>
+            <w:tcW w:type="pct" w:w="33%"/>
+          </w:tcPr>
+          <w:p>
+            <w:r>
+              <w:rPr>
+                <w:b w:val="false"/>
+                <w:bCs w:val="false"/>
+              </w:rPr>
+              <w:t xml:space="preserve"> </w:t>
+            </w:r>
+          </w:p>
+        </w:tc>
       </w:tr>
     </w:tbl>
     <w:p>
@@ -921,39 +882,94 @@
           <w:b/>
           <w:bCs/>
         </w:rPr>
-        <w:t xml:space="preserve">6. Spot the Common Mistake — Simplifying a Ratio</w:t>
-      </w:r>
-    </w:p>
-    <w:p>
-      <w:pPr>
-        <w:spacing w:after="40" w:before="0"/>
-      </w:pPr>
-      <w:r>
-        <w:t xml:space="preserve">   Step 1 (Set up the ratio): A student wants to write 12:18 in simplest form.</w:t>
-      </w:r>
-    </w:p>
-    <w:p>
-      <w:pPr>
-        <w:spacing w:after="40" w:before="0"/>
-      </w:pPr>
-      <w:r>
-        <w:t xml:space="preserve">   Step 2 (Find the common factor): Both 12 and 18 can be divided by 6.</w:t>
-      </w:r>
-    </w:p>
-    <w:p>
-      <w:pPr>
-        <w:spacing w:after="40" w:before="0"/>
-      </w:pPr>
-      <w:r>
-        <w:t xml:space="preserve">   Step 3 (Divide each part): 12 ÷ 6 = 2 and 18 ÷ 3 = 6, so they wrote 2:6.</w:t>
-      </w:r>
-    </w:p>
-    <w:p>
-      <w:pPr>
-        <w:spacing w:after="40" w:before="0"/>
-      </w:pPr>
-      <w:r>
-        <w:t xml:space="preserve">   Step 4 (Answer): 12:18 simplifies to 2:6</w:t>
+        <w:t xml:space="preserve">5. Two students graph ratio tables. Student A plots (1,2), (2,4), (3,6). Student B plots (1,3), (2,6), (3,9). Whose line is steeper?</w:t>
+      </w:r>
+    </w:p>
+    <w:p>
+      <w:pPr>
+        <w:spacing w:after="40" w:before="0"/>
+      </w:pPr>
+      <w:r>
+        <w:t xml:space="preserve">     A. Student B</w:t>
+      </w:r>
+    </w:p>
+    <w:p>
+      <w:pPr>
+        <w:spacing w:after="40" w:before="0"/>
+      </w:pPr>
+      <w:r>
+        <w:t xml:space="preserve">     B. Student A</w:t>
+      </w:r>
+    </w:p>
+    <w:p>
+      <w:pPr>
+        <w:spacing w:after="40" w:before="0"/>
+      </w:pPr>
+      <w:r>
+        <w:t xml:space="preserve">     C. Same steepness</w:t>
+      </w:r>
+    </w:p>
+    <w:p>
+      <w:pPr>
+        <w:spacing w:after="40" w:before="0"/>
+      </w:pPr>
+      <w:r>
+        <w:t xml:space="preserve">     D. Cannot tell</w:t>
+      </w:r>
+    </w:p>
+    <w:p>
+      <w:pPr>
+        <w:spacing w:after="60" w:before="120"/>
+      </w:pPr>
+      <w:r>
+        <w:rPr>
+          <w:color w:val="BBBBBB"/>
+        </w:rPr>
+        <w:t xml:space="preserve">______________________________________________________________________</w:t>
+      </w:r>
+    </w:p>
+    <w:p>
+      <w:pPr>
+        <w:spacing w:after="80" w:before="0"/>
+      </w:pPr>
+      <w:r>
+        <w:rPr>
+          <w:b/>
+          <w:bCs/>
+        </w:rPr>
+        <w:t xml:space="preserve">6. On Level — Spot the Common Mistake</w:t>
+      </w:r>
+    </w:p>
+    <w:p>
+      <w:pPr>
+        <w:spacing w:after="40" w:before="0"/>
+      </w:pPr>
+      <w:r>
+        <w:t xml:space="preserve">   Step 1 (Read the ratio): A recipe uses 4 cups of water for every 1 cup of rice (rule: y = 4x). A student is plotting points for the line.</w:t>
+      </w:r>
+    </w:p>
+    <w:p>
+      <w:pPr>
+        <w:spacing w:after="40" w:before="0"/>
+      </w:pPr>
+      <w:r>
+        <w:t xml:space="preserve">   Step 2 (List the points): (1, 4), (2, 8), (3, 12)</w:t>
+      </w:r>
+    </w:p>
+    <w:p>
+      <w:pPr>
+        <w:spacing w:after="40" w:before="0"/>
+      </w:pPr>
+      <w:r>
+        <w:t xml:space="preserve">   Step 3 (Add another point): The student also plots (4, 14) and says it belongs on the same line.</w:t>
+      </w:r>
+    </w:p>
+    <w:p>
+      <w:pPr>
+        <w:spacing w:after="40" w:before="0"/>
+      </w:pPr>
+      <w:r>
+        <w:t xml:space="preserve">   Step 4 (Conclusion): All four points form a straight line.</w:t>
       </w:r>
     </w:p>
     <w:p>
@@ -1010,39 +1026,39 @@
           <w:b/>
           <w:bCs/>
         </w:rPr>
-        <w:t xml:space="preserve">7. Chef Montoya's dressing uses 3 spoons of oil to 4 spoons of vinegar (3:4). Which recipe card shows an EQUIVALENT ratio?</w:t>
-      </w:r>
-    </w:p>
-    <w:p>
-      <w:pPr>
-        <w:spacing w:after="40" w:before="0"/>
-      </w:pPr>
-      <w:r>
-        <w:t xml:space="preserve">     A. 9:12</w:t>
-      </w:r>
-    </w:p>
-    <w:p>
-      <w:pPr>
-        <w:spacing w:after="40" w:before="0"/>
-      </w:pPr>
-      <w:r>
-        <w:t xml:space="preserve">     B. 4:3</w:t>
-      </w:r>
-    </w:p>
-    <w:p>
-      <w:pPr>
-        <w:spacing w:after="40" w:before="0"/>
-      </w:pPr>
-      <w:r>
-        <w:t xml:space="preserve">     C. 3:8</w:t>
-      </w:r>
-    </w:p>
-    <w:p>
-      <w:pPr>
-        <w:spacing w:after="40" w:before="0"/>
-      </w:pPr>
-      <w:r>
-        <w:t xml:space="preserve">     D. 6:7</w:t>
+        <w:t xml:space="preserve">7. The smoothie recipe is 1 cup of blueberries to 2 scoops of yogurt. If cups go on the x-axis and scoops on the y-axis, which ordered pair shows 3 cups of blueberries?</w:t>
+      </w:r>
+    </w:p>
+    <w:p>
+      <w:pPr>
+        <w:spacing w:after="40" w:before="0"/>
+      </w:pPr>
+      <w:r>
+        <w:t xml:space="preserve">     A. (3, 6)</w:t>
+      </w:r>
+    </w:p>
+    <w:p>
+      <w:pPr>
+        <w:spacing w:after="40" w:before="0"/>
+      </w:pPr>
+      <w:r>
+        <w:t xml:space="preserve">     B. (6, 3)</w:t>
+      </w:r>
+    </w:p>
+    <w:p>
+      <w:pPr>
+        <w:spacing w:after="40" w:before="0"/>
+      </w:pPr>
+      <w:r>
+        <w:t xml:space="preserve">     C. (3, 5)</w:t>
+      </w:r>
+    </w:p>
+    <w:p>
+      <w:pPr>
+        <w:spacing w:after="40" w:before="0"/>
+      </w:pPr>
+      <w:r>
+        <w:t xml:space="preserve">     D. (3, 3)</w:t>
       </w:r>
     </w:p>
     <w:p>
@@ -1065,39 +1081,39 @@
           <w:b/>
           <w:bCs/>
         </w:rPr>
-        <w:t xml:space="preserve">8. The lemonade station mixes 5 cups of lemon juice to 2 cups of sugar (5:2). Which batch keeps the SAME taste?</w:t>
-      </w:r>
-    </w:p>
-    <w:p>
-      <w:pPr>
-        <w:spacing w:after="40" w:before="0"/>
-      </w:pPr>
-      <w:r>
-        <w:t xml:space="preserve">     A. 15:6</w:t>
-      </w:r>
-    </w:p>
-    <w:p>
-      <w:pPr>
-        <w:spacing w:after="40" w:before="0"/>
-      </w:pPr>
-      <w:r>
-        <w:t xml:space="preserve">     B. 10:6</w:t>
-      </w:r>
-    </w:p>
-    <w:p>
-      <w:pPr>
-        <w:spacing w:after="40" w:before="0"/>
-      </w:pPr>
-      <w:r>
-        <w:t xml:space="preserve">     C. 5:4</w:t>
-      </w:r>
-    </w:p>
-    <w:p>
-      <w:pPr>
-        <w:spacing w:after="40" w:before="0"/>
-      </w:pPr>
-      <w:r>
-        <w:t xml:space="preserve">     D. 7:4</w:t>
+        <w:t xml:space="preserve">8. On the smoothie graph, every point follows the rule scoops = 2 × cups. Which equation describes the pattern between x (cups) and y (scoops)?</w:t>
+      </w:r>
+    </w:p>
+    <w:p>
+      <w:pPr>
+        <w:spacing w:after="40" w:before="0"/>
+      </w:pPr>
+      <w:r>
+        <w:t xml:space="preserve">     A. y = 2x</w:t>
+      </w:r>
+    </w:p>
+    <w:p>
+      <w:pPr>
+        <w:spacing w:after="40" w:before="0"/>
+      </w:pPr>
+      <w:r>
+        <w:t xml:space="preserve">     B. y = x + 2</w:t>
+      </w:r>
+    </w:p>
+    <w:p>
+      <w:pPr>
+        <w:spacing w:after="40" w:before="0"/>
+      </w:pPr>
+      <w:r>
+        <w:t xml:space="preserve">     C. y = x ÷ 2</w:t>
+      </w:r>
+    </w:p>
+    <w:p>
+      <w:pPr>
+        <w:spacing w:after="40" w:before="0"/>
+      </w:pPr>
+      <w:r>
+        <w:t xml:space="preserve">     D. x = 2y</w:t>
       </w:r>
     </w:p>
     <w:p>
@@ -1120,7 +1136,7 @@
           <w:b/>
           <w:bCs/>
         </w:rPr>
-        <w:t xml:space="preserve">9. Match each recipe ratio to a batch that tastes exactly the same.</w:t>
+        <w:t xml:space="preserve">9. Match each cups-to-scoops table row to the ordered pair you would plot (rule: y = 2x).</w:t>
       </w:r>
     </w:p>
     <w:tbl>
@@ -1179,7 +1195,7 @@
           </w:tcPr>
           <w:p>
             <w:r>
-              <w:t xml:space="preserve">____  2:3</w:t>
+              <w:t xml:space="preserve">____  2 cups → 4 scoops</w:t>
             </w:r>
           </w:p>
         </w:tc>
@@ -1189,7 +1205,7 @@
           </w:tcPr>
           <w:p>
             <w:r>
-              <w:t xml:space="preserve">D. 10:12</w:t>
+              <w:t xml:space="preserve">D. (6, 12)</w:t>
             </w:r>
           </w:p>
         </w:tc>
@@ -1201,7 +1217,7 @@
           </w:tcPr>
           <w:p>
             <w:r>
-              <w:t xml:space="preserve">____  3:5</w:t>
+              <w:t xml:space="preserve">____  3 cups → 6 scoops</w:t>
             </w:r>
           </w:p>
         </w:tc>
@@ -1211,7 +1227,7 @@
           </w:tcPr>
           <w:p>
             <w:r>
-              <w:t xml:space="preserve">C. 12:21</w:t>
+              <w:t xml:space="preserve">C. (5, 10)</w:t>
             </w:r>
           </w:p>
         </w:tc>
@@ -1223,7 +1239,7 @@
           </w:tcPr>
           <w:p>
             <w:r>
-              <w:t xml:space="preserve">____  4:7</w:t>
+              <w:t xml:space="preserve">____  5 cups → 10 scoops</w:t>
             </w:r>
           </w:p>
         </w:tc>
@@ -1233,7 +1249,7 @@
           </w:tcPr>
           <w:p>
             <w:r>
-              <w:t xml:space="preserve">B. 9:15</w:t>
+              <w:t xml:space="preserve">B. (3, 6)</w:t>
             </w:r>
           </w:p>
         </w:tc>
@@ -1245,7 +1261,7 @@
           </w:tcPr>
           <w:p>
             <w:r>
-              <w:t xml:space="preserve">____  5:6</w:t>
+              <w:t xml:space="preserve">____  6 cups → 12 scoops</w:t>
             </w:r>
           </w:p>
         </w:tc>
@@ -1255,7 +1271,7 @@
           </w:tcPr>
           <w:p>
             <w:r>
-              <w:t xml:space="preserve">A. 8:12</w:t>
+              <w:t xml:space="preserve">A. (2, 4)</w:t>
             </w:r>
           </w:p>
         </w:tc>
@@ -1281,7 +1297,7 @@
           <w:b/>
           <w:bCs/>
         </w:rPr>
-        <w:t xml:space="preserve">10. The recipe ratio is 2 cups flour to 5 cups milk (2:5). Sort each batch: does it taste the same (equivalent) or not?</w:t>
+        <w:t xml:space="preserve">10. The smoothie line follows the rule y = 2x (2 scoops per cup). Sort each ordered pair: is it ON the line or OFF the line?</w:t>
       </w:r>
     </w:p>
     <w:p>
@@ -1293,55 +1309,55 @@
           <w:i/>
           <w:iCs/>
         </w:rPr>
-        <w:t xml:space="preserve">Groups: Equivalent to 2:5   |   NOT Equivalent to 2:5</w:t>
-      </w:r>
-    </w:p>
-    <w:p>
-      <w:pPr>
-        <w:spacing w:after="40" w:before="0"/>
-      </w:pPr>
-      <w:r>
-        <w:t xml:space="preserve">   • 4:10   → __________________</w:t>
-      </w:r>
-    </w:p>
-    <w:p>
-      <w:pPr>
-        <w:spacing w:after="40" w:before="0"/>
-      </w:pPr>
-      <w:r>
-        <w:t xml:space="preserve">   • 6:15   → __________________</w:t>
-      </w:r>
-    </w:p>
-    <w:p>
-      <w:pPr>
-        <w:spacing w:after="40" w:before="0"/>
-      </w:pPr>
-      <w:r>
-        <w:t xml:space="preserve">   • 8:20   → __________________</w:t>
-      </w:r>
-    </w:p>
-    <w:p>
-      <w:pPr>
-        <w:spacing w:after="40" w:before="0"/>
-      </w:pPr>
-      <w:r>
-        <w:t xml:space="preserve">   • 4:9   → __________________</w:t>
-      </w:r>
-    </w:p>
-    <w:p>
-      <w:pPr>
-        <w:spacing w:after="40" w:before="0"/>
-      </w:pPr>
-      <w:r>
-        <w:t xml:space="preserve">   • 2:7   → __________________</w:t>
-      </w:r>
-    </w:p>
-    <w:p>
-      <w:pPr>
-        <w:spacing w:after="40" w:before="0"/>
-      </w:pPr>
-      <w:r>
-        <w:t xml:space="preserve">   • 5:2   → __________________</w:t>
+        <w:t xml:space="preserve">Groups: ON the line (y = 2x)   |   OFF the line</w:t>
+      </w:r>
+    </w:p>
+    <w:p>
+      <w:pPr>
+        <w:spacing w:after="40" w:before="0"/>
+      </w:pPr>
+      <w:r>
+        <w:t xml:space="preserve">   • (1, 2)   → __________________</w:t>
+      </w:r>
+    </w:p>
+    <w:p>
+      <w:pPr>
+        <w:spacing w:after="40" w:before="0"/>
+      </w:pPr>
+      <w:r>
+        <w:t xml:space="preserve">   • (4, 8)   → __________________</w:t>
+      </w:r>
+    </w:p>
+    <w:p>
+      <w:pPr>
+        <w:spacing w:after="40" w:before="0"/>
+      </w:pPr>
+      <w:r>
+        <w:t xml:space="preserve">   • (5, 10)   → __________________</w:t>
+      </w:r>
+    </w:p>
+    <w:p>
+      <w:pPr>
+        <w:spacing w:after="40" w:before="0"/>
+      </w:pPr>
+      <w:r>
+        <w:t xml:space="preserve">   • (2, 3)   → __________________</w:t>
+      </w:r>
+    </w:p>
+    <w:p>
+      <w:pPr>
+        <w:spacing w:after="40" w:before="0"/>
+      </w:pPr>
+      <w:r>
+        <w:t xml:space="preserve">   • (3, 5)   → __________________</w:t>
+      </w:r>
+    </w:p>
+    <w:p>
+      <w:pPr>
+        <w:spacing w:after="40" w:before="0"/>
+      </w:pPr>
+      <w:r>
+        <w:t xml:space="preserve">   • (1, 4)   → __________________</w:t>
       </w:r>
     </w:p>
     <w:p>
@@ -1382,15 +1398,15 @@
           <w:b/>
           <w:bCs/>
         </w:rPr>
-        <w:t xml:space="preserve">1. A. 4:10</w:t>
-      </w:r>
-    </w:p>
-    <w:p>
-      <w:pPr>
-        <w:spacing w:after="20" w:before="0"/>
-      </w:pPr>
-      <w:r>
-        <w:t xml:space="preserve">     Multiply both parts by 2: 2×2 = 4 and 5×2 = 10, so 4:10 is equivalent to 2:5.</w:t>
+        <w:t xml:space="preserve">1. A. (8, 24)</w:t>
+      </w:r>
+    </w:p>
+    <w:p>
+      <w:pPr>
+        <w:spacing w:after="20" w:before="0"/>
+      </w:pPr>
+      <w:r>
+        <w:t xml:space="preserve">     The pattern adds 2 to x and 6 to y each time. After (6, 18): x = 6+2 = 8, y = 18+6 = 24. The next point is (8, 24).</w:t>
       </w:r>
     </w:p>
     <w:p>
@@ -1402,27 +1418,27 @@
           <w:i/>
           <w:iCs/>
         </w:rPr>
-        <w:t xml:space="preserve">     Watch for: A common mistake in Equivalent Ratios is ADDING the scale factor to one part instead of MULTIPLYING both parts by it. For example, scaling 2:5 by a factor of 4 should give 8:20 (2×4 and 5×4) — not 6:9 (2+4 and 5+4). Adding changes the taste of the recipe (and the value of the ratio); only multiplying or dividing both numbers by the same amount keeps it equivalent.</w:t>
-      </w:r>
-    </w:p>
-    <w:p>
-      <w:pPr>
-        <w:spacing w:after="40" w:before="0"/>
-      </w:pPr>
-      <w:r>
-        <w:rPr>
-          <w:b/>
-          <w:bCs/>
-        </w:rPr>
-        <w:t xml:space="preserve">2. A. 2:3</w:t>
-      </w:r>
-    </w:p>
-    <w:p>
-      <w:pPr>
-        <w:spacing w:after="20" w:before="0"/>
-      </w:pPr>
-      <w:r>
-        <w:t xml:space="preserve">     Divide both by 2: 4÷2 = 2 and 6÷2 = 3. The ratio 2:3 is equivalent to 4:6.</w:t>
+        <w:t xml:space="preserve">     Watch for: A common mistake in Graph Ratio Tables is writing the ordered pair in the wrong order — putting the second table value first instead of matching (x, y) to the table's column order. For example, if a recipe table shows 2 cups of sugar for every 4 cups of flour, a student might plot (4, 2) instead of (2, 4), landing the point in a completely different spot on the grid. Before you plot, check: which quantity goes on the x-axis, and does your ordered pair start with that number?</w:t>
+      </w:r>
+    </w:p>
+    <w:p>
+      <w:pPr>
+        <w:spacing w:after="40" w:before="0"/>
+      </w:pPr>
+      <w:r>
+        <w:rPr>
+          <w:b/>
+          <w:bCs/>
+        </w:rPr>
+        <w:t xml:space="preserve">2. A. A straight line through the origin</w:t>
+      </w:r>
+    </w:p>
+    <w:p>
+      <w:pPr>
+        <w:spacing w:after="20" w:before="0"/>
+      </w:pPr>
+      <w:r>
+        <w:t xml:space="preserve">     Equivalent ratios are proportional, so their graph is always a straight line that passes through the origin (0, 0).</w:t>
       </w:r>
     </w:p>
     <w:p>
@@ -1434,95 +1450,27 @@
           <w:i/>
           <w:iCs/>
         </w:rPr>
-        <w:t xml:space="preserve">     Watch for: A common mistake in Equivalent Ratios is ADDING the scale factor to one part instead of MULTIPLYING both parts by it. For example, scaling 2:5 by a factor of 4 should give 8:20 (2×4 and 5×4) — not 6:9 (2+4 and 5+4). Adding changes the taste of the recipe (and the value of the ratio); only multiplying or dividing both numbers by the same amount keeps it equivalent.</w:t>
-      </w:r>
-    </w:p>
-    <w:p>
-      <w:pPr>
-        <w:spacing w:after="40" w:before="0"/>
-      </w:pPr>
-      <w:r>
-        <w:rPr>
-          <w:b/>
-          <w:bCs/>
-        </w:rPr>
-        <w:t xml:space="preserve">3. Correct groups:</w:t>
-      </w:r>
-    </w:p>
-    <w:p>
-      <w:pPr>
-        <w:spacing w:after="20" w:before="0"/>
-      </w:pPr>
-      <w:r>
-        <w:t xml:space="preserve">     6:8 → Equivalent to 3:4</w:t>
-      </w:r>
-    </w:p>
-    <w:p>
-      <w:pPr>
-        <w:spacing w:after="20" w:before="0"/>
-      </w:pPr>
-      <w:r>
-        <w:t xml:space="preserve">     9:12 → Equivalent to 3:4</w:t>
-      </w:r>
-    </w:p>
-    <w:p>
-      <w:pPr>
-        <w:spacing w:after="20" w:before="0"/>
-      </w:pPr>
-      <w:r>
-        <w:t xml:space="preserve">     15:20 → Equivalent to 3:4</w:t>
-      </w:r>
-    </w:p>
-    <w:p>
-      <w:pPr>
-        <w:spacing w:after="20" w:before="0"/>
-      </w:pPr>
-      <w:r>
-        <w:t xml:space="preserve">     3:5 → NOT Equivalent to 3:4</w:t>
-      </w:r>
-    </w:p>
-    <w:p>
-      <w:pPr>
-        <w:spacing w:after="20" w:before="0"/>
-      </w:pPr>
-      <w:r>
-        <w:t xml:space="preserve">     4:3 → NOT Equivalent to 3:4</w:t>
-      </w:r>
-    </w:p>
-    <w:p>
-      <w:pPr>
-        <w:spacing w:after="20" w:before="0"/>
-      </w:pPr>
-      <w:r>
-        <w:t xml:space="preserve">     6:12 → NOT Equivalent to 3:4</w:t>
-      </w:r>
-    </w:p>
-    <w:p>
-      <w:pPr>
-        <w:spacing w:after="40" w:before="0"/>
-      </w:pPr>
-      <w:r>
-        <w:t xml:space="preserve"/>
-      </w:r>
-    </w:p>
-    <w:p>
-      <w:pPr>
-        <w:spacing w:after="40" w:before="0"/>
-      </w:pPr>
-      <w:r>
-        <w:rPr>
-          <w:b/>
-          <w:bCs/>
-        </w:rPr>
-        <w:t xml:space="preserve">4. A. $120</w:t>
-      </w:r>
-    </w:p>
-    <w:p>
-      <w:pPr>
-        <w:spacing w:after="20" w:before="0"/>
-      </w:pPr>
-      <w:r>
-        <w:t xml:space="preserve">     Unit rate: $45 ÷ 3 = $15/hour. In 8 hours: $15 × 8 = $120.</w:t>
+        <w:t xml:space="preserve">     Watch for: A common mistake in Graph Ratio Tables is writing the ordered pair in the wrong order — putting the second table value first instead of matching (x, y) to the table's column order. For example, if a recipe table shows 2 cups of sugar for every 4 cups of flour, a student might plot (4, 2) instead of (2, 4), landing the point in a completely different spot on the grid. Before you plot, check: which quantity goes on the x-axis, and does your ordered pair start with that number?</w:t>
+      </w:r>
+    </w:p>
+    <w:p>
+      <w:pPr>
+        <w:spacing w:after="40" w:before="0"/>
+      </w:pPr>
+      <w:r>
+        <w:rPr>
+          <w:b/>
+          <w:bCs/>
+        </w:rPr>
+        <w:t xml:space="preserve">3. A. 4:1</w:t>
+      </w:r>
+    </w:p>
+    <w:p>
+      <w:pPr>
+        <w:spacing w:after="20" w:before="0"/>
+      </w:pPr>
+      <w:r>
+        <w:t xml:space="preserve">     For each point: 4÷1 = 4, 8÷2 = 4, 12÷3 = 4. The ratio of y to x is always 4:1.</w:t>
       </w:r>
     </w:p>
     <w:p>
@@ -1534,43 +1482,67 @@
           <w:i/>
           <w:iCs/>
         </w:rPr>
-        <w:t xml:space="preserve">     Watch for: A common mistake in Equivalent Ratios is ADDING the scale factor to one part instead of MULTIPLYING both parts by it. For example, scaling 2:5 by a factor of 4 should give 8:20 (2×4 and 5×4) — not 6:9 (2+4 and 5+4). Adding changes the taste of the recipe (and the value of the ratio); only multiplying or dividing both numbers by the same amount keeps it equivalent.</w:t>
-      </w:r>
-    </w:p>
-    <w:p>
-      <w:pPr>
-        <w:spacing w:after="40" w:before="0"/>
-      </w:pPr>
-      <w:r>
-        <w:rPr>
-          <w:b/>
-          <w:bCs/>
-        </w:rPr>
-        <w:t xml:space="preserve">5. Find the missing value that makes each pair of ratios equivalent.</w:t>
-      </w:r>
-    </w:p>
-    <w:p>
-      <w:pPr>
-        <w:spacing w:after="20" w:before="0"/>
-      </w:pPr>
-      <w:r>
-        <w:t xml:space="preserve">     3:7 — Missing Value: 21</w:t>
-      </w:r>
-    </w:p>
-    <w:p>
-      <w:pPr>
-        <w:spacing w:after="20" w:before="0"/>
-      </w:pPr>
-      <w:r>
-        <w:t xml:space="preserve">     5:8 — Missing Value: 15</w:t>
-      </w:r>
-    </w:p>
-    <w:p>
-      <w:pPr>
-        <w:spacing w:after="20" w:before="0"/>
-      </w:pPr>
-      <w:r>
-        <w:t xml:space="preserve">     4:6 — Missing Value: 2</w:t>
+        <w:t xml:space="preserve">     Watch for: A common mistake in Graph Ratio Tables is writing the ordered pair in the wrong order — putting the second table value first instead of matching (x, y) to the table's column order. For example, if a recipe table shows 2 cups of sugar for every 4 cups of flour, a student might plot (4, 2) instead of (2, 4), landing the point in a completely different spot on the grid. Before you plot, check: which quantity goes on the x-axis, and does your ordered pair start with that number?</w:t>
+      </w:r>
+    </w:p>
+    <w:p>
+      <w:pPr>
+        <w:spacing w:after="40" w:before="0"/>
+      </w:pPr>
+      <w:r>
+        <w:rPr>
+          <w:b/>
+          <w:bCs/>
+        </w:rPr>
+        <w:t xml:space="preserve">4. Use the graph pattern y = 5x to complete the ratio table, then identify what the ordered pairs would be.</w:t>
+      </w:r>
+    </w:p>
+    <w:p>
+      <w:pPr>
+        <w:spacing w:after="20" w:before="0"/>
+      </w:pPr>
+      <w:r>
+        <w:t xml:space="preserve">     2 — y: 10</w:t>
+      </w:r>
+    </w:p>
+    <w:p>
+      <w:pPr>
+        <w:spacing w:after="20" w:before="0"/>
+      </w:pPr>
+      <w:r>
+        <w:t xml:space="preserve">     2 — Ordered Pair: (2, 10)</w:t>
+      </w:r>
+    </w:p>
+    <w:p>
+      <w:pPr>
+        <w:spacing w:after="20" w:before="0"/>
+      </w:pPr>
+      <w:r>
+        <w:t xml:space="preserve">     4 — y: 20</w:t>
+      </w:r>
+    </w:p>
+    <w:p>
+      <w:pPr>
+        <w:spacing w:after="20" w:before="0"/>
+      </w:pPr>
+      <w:r>
+        <w:t xml:space="preserve">     4 — Ordered Pair: (4, 20)</w:t>
+      </w:r>
+    </w:p>
+    <w:p>
+      <w:pPr>
+        <w:spacing w:after="20" w:before="0"/>
+      </w:pPr>
+      <w:r>
+        <w:t xml:space="preserve">     6 — y: 30</w:t>
+      </w:r>
+    </w:p>
+    <w:p>
+      <w:pPr>
+        <w:spacing w:after="20" w:before="0"/>
+      </w:pPr>
+      <w:r>
+        <w:t xml:space="preserve">     6 — Ordered Pair: (6, 30)</w:t>
       </w:r>
     </w:p>
     <w:p>
@@ -1590,43 +1562,15 @@
           <w:b/>
           <w:bCs/>
         </w:rPr>
-        <w:t xml:space="preserve">6. Spot the Common Mistake — Simplifying a Ratio</w:t>
-      </w:r>
-    </w:p>
-    <w:p>
-      <w:pPr>
-        <w:spacing w:after="20" w:before="0"/>
-      </w:pPr>
-      <w:r>
-        <w:t xml:space="preserve">     The mistake is in Step 3.</w:t>
-      </w:r>
-    </w:p>
-    <w:p>
-      <w:pPr>
-        <w:spacing w:after="20" w:before="0"/>
-      </w:pPr>
-      <w:r>
-        <w:t xml:space="preserve">     Correct work: Divide BOTH parts by the same number: 12 ÷ 6 = 2 and 18 ÷ 6 = 3, so 12:18 simplifies to 2:3.</w:t>
-      </w:r>
-    </w:p>
-    <w:p>
-      <w:pPr>
-        <w:spacing w:after="40" w:before="0"/>
-      </w:pPr>
-      <w:r>
-        <w:rPr>
-          <w:b/>
-          <w:bCs/>
-        </w:rPr>
-        <w:t xml:space="preserve">7. A. 9:12</w:t>
-      </w:r>
-    </w:p>
-    <w:p>
-      <w:pPr>
-        <w:spacing w:after="20" w:before="0"/>
-      </w:pPr>
-      <w:r>
-        <w:t xml:space="preserve">     Multiply both parts of 3:4 by 3: 3 x 3 = 9 and 4 x 3 = 12, so 9:12 is equivalent to 3:4.</w:t>
+        <w:t xml:space="preserve">5. A. Student B</w:t>
+      </w:r>
+    </w:p>
+    <w:p>
+      <w:pPr>
+        <w:spacing w:after="20" w:before="0"/>
+      </w:pPr>
+      <w:r>
+        <w:t xml:space="preserve">     Student A's ratio is 1:2 (y goes up 2 for each 1 in x). Student B's ratio is 1:3 (y goes up 3 for each 1 in x). A higher rate of change means a steeper line, so Student B's is steeper.</w:t>
       </w:r>
     </w:p>
     <w:p>
@@ -1638,27 +1582,55 @@
           <w:i/>
           <w:iCs/>
         </w:rPr>
-        <w:t xml:space="preserve">     Watch for: A common mistake in Equivalent Ratios is ADDING the scale factor to one part instead of MULTIPLYING both parts by it. For example, scaling 2:5 by a factor of 4 should give 8:20 (2×4 and 5×4) — not 6:9 (2+4 and 5+4). Adding changes the taste of the recipe (and the value of the ratio); only multiplying or dividing both numbers by the same amount keeps it equivalent.</w:t>
-      </w:r>
-    </w:p>
-    <w:p>
-      <w:pPr>
-        <w:spacing w:after="40" w:before="0"/>
-      </w:pPr>
-      <w:r>
-        <w:rPr>
-          <w:b/>
-          <w:bCs/>
-        </w:rPr>
-        <w:t xml:space="preserve">8. A. 15:6</w:t>
-      </w:r>
-    </w:p>
-    <w:p>
-      <w:pPr>
-        <w:spacing w:after="20" w:before="0"/>
-      </w:pPr>
-      <w:r>
-        <w:t xml:space="preserve">     Multiply both parts of 5:2 by 3: 5 x 3 = 15 and 2 x 3 = 6, so 15:6 is equivalent to 5:2.</w:t>
+        <w:t xml:space="preserve">     Watch for: A common mistake in Graph Ratio Tables is writing the ordered pair in the wrong order — putting the second table value first instead of matching (x, y) to the table's column order. For example, if a recipe table shows 2 cups of sugar for every 4 cups of flour, a student might plot (4, 2) instead of (2, 4), landing the point in a completely different spot on the grid. Before you plot, check: which quantity goes on the x-axis, and does your ordered pair start with that number?</w:t>
+      </w:r>
+    </w:p>
+    <w:p>
+      <w:pPr>
+        <w:spacing w:after="40" w:before="0"/>
+      </w:pPr>
+      <w:r>
+        <w:rPr>
+          <w:b/>
+          <w:bCs/>
+        </w:rPr>
+        <w:t xml:space="preserve">6. On Level — Spot the Common Mistake</w:t>
+      </w:r>
+    </w:p>
+    <w:p>
+      <w:pPr>
+        <w:spacing w:after="20" w:before="0"/>
+      </w:pPr>
+      <w:r>
+        <w:t xml:space="preserve">     The mistake is in Step 3.</w:t>
+      </w:r>
+    </w:p>
+    <w:p>
+      <w:pPr>
+        <w:spacing w:after="20" w:before="0"/>
+      </w:pPr>
+      <w:r>
+        <w:t xml:space="preserve">     Correct work: The point (4, 14) is off the line. Using the rule y = 4x, when x = 4 the y-value must be 4 × 4 = 16, so the correct point is (4, 16). Because (4, 14) does not satisfy y = 4x, it does not land on the line through the other points.</w:t>
+      </w:r>
+    </w:p>
+    <w:p>
+      <w:pPr>
+        <w:spacing w:after="40" w:before="0"/>
+      </w:pPr>
+      <w:r>
+        <w:rPr>
+          <w:b/>
+          <w:bCs/>
+        </w:rPr>
+        <w:t xml:space="preserve">7. A. (3, 6)</w:t>
+      </w:r>
+    </w:p>
+    <w:p>
+      <w:pPr>
+        <w:spacing w:after="20" w:before="0"/>
+      </w:pPr>
+      <w:r>
+        <w:t xml:space="preserve">     Cups (x) come first, scoops (y) second. 3 cups need 3 × 2 = 6 scoops, so the point is (3, 6).</w:t>
       </w:r>
     </w:p>
     <w:p>
@@ -1670,7 +1642,39 @@
           <w:i/>
           <w:iCs/>
         </w:rPr>
-        <w:t xml:space="preserve">     Watch for: A common mistake in Equivalent Ratios is ADDING the scale factor to one part instead of MULTIPLYING both parts by it. For example, scaling 2:5 by a factor of 4 should give 8:20 (2×4 and 5×4) — not 6:9 (2+4 and 5+4). Adding changes the taste of the recipe (and the value of the ratio); only multiplying or dividing both numbers by the same amount keeps it equivalent.</w:t>
+        <w:t xml:space="preserve">     Watch for: A common mistake in Graph Ratio Tables is writing the ordered pair in the wrong order — putting the second table value first instead of matching (x, y) to the table's column order. For example, if a recipe table shows 2 cups of sugar for every 4 cups of flour, a student might plot (4, 2) instead of (2, 4), landing the point in a completely different spot on the grid. Before you plot, check: which quantity goes on the x-axis, and does your ordered pair start with that number?</w:t>
+      </w:r>
+    </w:p>
+    <w:p>
+      <w:pPr>
+        <w:spacing w:after="40" w:before="0"/>
+      </w:pPr>
+      <w:r>
+        <w:rPr>
+          <w:b/>
+          <w:bCs/>
+        </w:rPr>
+        <w:t xml:space="preserve">8. A. y = 2x</w:t>
+      </w:r>
+    </w:p>
+    <w:p>
+      <w:pPr>
+        <w:spacing w:after="20" w:before="0"/>
+      </w:pPr>
+      <w:r>
+        <w:t xml:space="preserve">     Each cup needs 2 scoops, so y (scoops) is always 2 times x (cups): y = 2x. For 4 cups, y = 2 × 4 = 8.</w:t>
+      </w:r>
+    </w:p>
+    <w:p>
+      <w:pPr>
+        <w:spacing w:after="80" w:before="0"/>
+      </w:pPr>
+      <w:r>
+        <w:rPr>
+          <w:i/>
+          <w:iCs/>
+        </w:rPr>
+        <w:t xml:space="preserve">     Watch for: A common mistake in Graph Ratio Tables is writing the ordered pair in the wrong order — putting the second table value first instead of matching (x, y) to the table's column order. For example, if a recipe table shows 2 cups of sugar for every 4 cups of flour, a student might plot (4, 2) instead of (2, 4), landing the point in a completely different spot on the grid. Before you plot, check: which quantity goes on the x-axis, and does your ordered pair start with that number?</w:t>
       </w:r>
     </w:p>
     <w:p>
@@ -1690,31 +1694,31 @@
         <w:spacing w:after="20" w:before="0"/>
       </w:pPr>
       <w:r>
-        <w:t xml:space="preserve">     2:3 → 8:12</w:t>
-      </w:r>
-    </w:p>
-    <w:p>
-      <w:pPr>
-        <w:spacing w:after="20" w:before="0"/>
-      </w:pPr>
-      <w:r>
-        <w:t xml:space="preserve">     3:5 → 9:15</w:t>
-      </w:r>
-    </w:p>
-    <w:p>
-      <w:pPr>
-        <w:spacing w:after="20" w:before="0"/>
-      </w:pPr>
-      <w:r>
-        <w:t xml:space="preserve">     4:7 → 12:21</w:t>
-      </w:r>
-    </w:p>
-    <w:p>
-      <w:pPr>
-        <w:spacing w:after="20" w:before="0"/>
-      </w:pPr>
-      <w:r>
-        <w:t xml:space="preserve">     5:6 → 10:12</w:t>
+        <w:t xml:space="preserve">     2 cups → 4 scoops → (2, 4)</w:t>
+      </w:r>
+    </w:p>
+    <w:p>
+      <w:pPr>
+        <w:spacing w:after="20" w:before="0"/>
+      </w:pPr>
+      <w:r>
+        <w:t xml:space="preserve">     3 cups → 6 scoops → (3, 6)</w:t>
+      </w:r>
+    </w:p>
+    <w:p>
+      <w:pPr>
+        <w:spacing w:after="20" w:before="0"/>
+      </w:pPr>
+      <w:r>
+        <w:t xml:space="preserve">     5 cups → 10 scoops → (5, 10)</w:t>
+      </w:r>
+    </w:p>
+    <w:p>
+      <w:pPr>
+        <w:spacing w:after="20" w:before="0"/>
+      </w:pPr>
+      <w:r>
+        <w:t xml:space="preserve">     6 cups → 12 scoops → (6, 12)</w:t>
       </w:r>
     </w:p>
     <w:p>
@@ -1742,47 +1746,47 @@
         <w:spacing w:after="20" w:before="0"/>
       </w:pPr>
       <w:r>
-        <w:t xml:space="preserve">     4:10 → Equivalent to 2:5</w:t>
-      </w:r>
-    </w:p>
-    <w:p>
-      <w:pPr>
-        <w:spacing w:after="20" w:before="0"/>
-      </w:pPr>
-      <w:r>
-        <w:t xml:space="preserve">     6:15 → Equivalent to 2:5</w:t>
-      </w:r>
-    </w:p>
-    <w:p>
-      <w:pPr>
-        <w:spacing w:after="20" w:before="0"/>
-      </w:pPr>
-      <w:r>
-        <w:t xml:space="preserve">     8:20 → Equivalent to 2:5</w:t>
-      </w:r>
-    </w:p>
-    <w:p>
-      <w:pPr>
-        <w:spacing w:after="20" w:before="0"/>
-      </w:pPr>
-      <w:r>
-        <w:t xml:space="preserve">     4:9 → NOT Equivalent to 2:5</w:t>
-      </w:r>
-    </w:p>
-    <w:p>
-      <w:pPr>
-        <w:spacing w:after="20" w:before="0"/>
-      </w:pPr>
-      <w:r>
-        <w:t xml:space="preserve">     2:7 → NOT Equivalent to 2:5</w:t>
-      </w:r>
-    </w:p>
-    <w:p>
-      <w:pPr>
-        <w:spacing w:after="20" w:before="0"/>
-      </w:pPr>
-      <w:r>
-        <w:t xml:space="preserve">     5:2 → NOT Equivalent to 2:5</w:t>
+        <w:t xml:space="preserve">     (1, 2) → ON the line (y = 2x)</w:t>
+      </w:r>
+    </w:p>
+    <w:p>
+      <w:pPr>
+        <w:spacing w:after="20" w:before="0"/>
+      </w:pPr>
+      <w:r>
+        <w:t xml:space="preserve">     (4, 8) → ON the line (y = 2x)</w:t>
+      </w:r>
+    </w:p>
+    <w:p>
+      <w:pPr>
+        <w:spacing w:after="20" w:before="0"/>
+      </w:pPr>
+      <w:r>
+        <w:t xml:space="preserve">     (5, 10) → ON the line (y = 2x)</w:t>
+      </w:r>
+    </w:p>
+    <w:p>
+      <w:pPr>
+        <w:spacing w:after="20" w:before="0"/>
+      </w:pPr>
+      <w:r>
+        <w:t xml:space="preserve">     (2, 3) → OFF the line</w:t>
+      </w:r>
+    </w:p>
+    <w:p>
+      <w:pPr>
+        <w:spacing w:after="20" w:before="0"/>
+      </w:pPr>
+      <w:r>
+        <w:t xml:space="preserve">     (3, 5) → OFF the line</w:t>
+      </w:r>
+    </w:p>
+    <w:p>
+      <w:pPr>
+        <w:spacing w:after="20" w:before="0"/>
+      </w:pPr>
+      <w:r>
+        <w:t xml:space="preserve">     (1, 4) → OFF the line</w:t>
       </w:r>
     </w:p>
     <w:p>

--- a/lessons/3-4/homework.docx
+++ b/lessons/3-4/homework.docx
@@ -12,7 +12,7 @@
           <w:b/>
           <w:bCs/>
         </w:rPr>
-        <w:t xml:space="preserve">Graph Ratio Tables — Homework</w:t>
+        <w:t xml:space="preserve">Determine Equivalent Ratios Using Graphs — Homework</w:t>
       </w:r>
     </w:p>
     <w:p>
@@ -24,7 +24,7 @@
           <w:i/>
           <w:iCs/>
         </w:rPr>
-        <w:t xml:space="preserve">Lesson 3-3  •  Standard 6.AT.3a</w:t>
+        <w:t xml:space="preserve">Lesson 3-4  •  Standard 6.AT.3a</w:t>
       </w:r>
     </w:p>
     <w:p>
@@ -161,10 +161,10 @@
           <w:b/>
           <w:bCs/>
         </w:rPr>
-        <w:t xml:space="preserve">Coordinate plane (Plano cartesiano)</w:t>
-      </w:r>
-      <w:r>
-        <w:t xml:space="preserve"> — A grid with a line going across and a line going up to plot points.</w:t>
+        <w:t xml:space="preserve">Graph Ratio Tables (Representar tablas de razones en una gráfica)</w:t>
+      </w:r>
+      <w:r>
+        <w:t xml:space="preserve"> — Plot the paired values from a ratio table as ordered pairs.</w:t>
       </w:r>
     </w:p>
     <w:p>
@@ -224,10 +224,10 @@
           <w:b/>
           <w:bCs/>
         </w:rPr>
-        <w:t xml:space="preserve">Ordered pair (Par ordenado)</w:t>
-      </w:r>
-      <w:r>
-        <w:t xml:space="preserve"> — Two numbers (x, y) that tell where a point is on a grid.</w:t>
+        <w:t xml:space="preserve">Coordinate plane (Plano cartesiano)</w:t>
+      </w:r>
+      <w:r>
+        <w:t xml:space="preserve"> — A grid with a line going across and a line going up to plot points.</w:t>
       </w:r>
     </w:p>
     <w:p>
@@ -287,10 +287,10 @@
           <w:b/>
           <w:bCs/>
         </w:rPr>
-        <w:t xml:space="preserve">Linear pattern (Patrón lineal)</w:t>
-      </w:r>
-      <w:r>
-        <w:t xml:space="preserve"> — Points that make a straight line on a grid.</w:t>
+        <w:t xml:space="preserve">Ordered pair (Par ordenado)</w:t>
+      </w:r>
+      <w:r>
+        <w:t xml:space="preserve"> — Two numbers (x, y) that tell where a point is on a grid.</w:t>
       </w:r>
     </w:p>
     <w:p>
@@ -350,10 +350,10 @@
           <w:b/>
           <w:bCs/>
         </w:rPr>
-        <w:t xml:space="preserve">Proportional (Proporcional)</w:t>
-      </w:r>
-      <w:r>
-        <w:t xml:space="preserve"> — Two amounts that grow together at the same rate.</w:t>
+        <w:t xml:space="preserve">Linear pattern (Patrón lineal)</w:t>
+      </w:r>
+      <w:r>
+        <w:t xml:space="preserve"> — Points that make a straight line on a grid.</w:t>
       </w:r>
     </w:p>
     <w:p>
@@ -413,10 +413,136 @@
           <w:b/>
           <w:bCs/>
         </w:rPr>
+        <w:t xml:space="preserve">Proportional (Proporcional)</w:t>
+      </w:r>
+      <w:r>
+        <w:t xml:space="preserve"> — Two amounts that grow together at the same rate.</w:t>
+      </w:r>
+    </w:p>
+    <w:p>
+      <w:pPr>
+        <w:keepNext/>
+        <w:spacing w:after="20" w:before="80"/>
+        <w:jc w:val="center"/>
+      </w:pPr>
+      <w:r>
+        <w:drawing>
+          <wp:inline distT="0" distB="0" distL="0" distR="0">
+            <wp:extent cx="1047750" cy="790575"/>
+            <wp:effectExtent t="0" r="0" b="0" l="0"/>
+            <wp:docPr id="1" name="" descr="" title=""/>
+            <wp:cNvGraphicFramePr>
+              <a:graphicFrameLocks xmlns:a="http://schemas.openxmlformats.org/drawingml/2006/main" noChangeAspect="1"/>
+            </wp:cNvGraphicFramePr>
+            <a:graphic xmlns:a="http://schemas.openxmlformats.org/drawingml/2006/main">
+              <a:graphicData uri="http://schemas.openxmlformats.org/drawingml/2006/picture">
+                <pic:pic xmlns:pic="http://schemas.openxmlformats.org/drawingml/2006/picture">
+                  <pic:nvPicPr>
+                    <pic:cNvPr id="0" name="" descr=""/>
+                    <pic:cNvPicPr>
+                      <a:picLocks noChangeAspect="1" noChangeArrowheads="1"/>
+                    </pic:cNvPicPr>
+                  </pic:nvPicPr>
+                  <pic:blipFill>
+                    <a:blip r:embed="rId12" cstate="none"/>
+                    <a:srcRect/>
+                    <a:stretch>
+                      <a:fillRect/>
+                    </a:stretch>
+                  </pic:blipFill>
+                  <pic:spPr bwMode="auto">
+                    <a:xfrm>
+                      <a:off x="0" y="0"/>
+                      <a:ext cx="1047750" cy="790575"/>
+                    </a:xfrm>
+                    <a:prstGeom prst="rect">
+                      <a:avLst/>
+                    </a:prstGeom>
+                  </pic:spPr>
+                </pic:pic>
+              </a:graphicData>
+            </a:graphic>
+          </wp:inline>
+        </w:drawing>
+      </w:r>
+    </w:p>
+    <w:p>
+      <w:pPr>
+        <w:keepNext/>
+        <w:spacing w:after="120"/>
+      </w:pPr>
+      <w:r>
+        <w:rPr>
+          <w:b/>
+          <w:bCs/>
+        </w:rPr>
         <w:t xml:space="preserve">Origin (Origen)</w:t>
       </w:r>
       <w:r>
         <w:t xml:space="preserve"> — The point (0, 0) where the two grid lines cross.</w:t>
+      </w:r>
+    </w:p>
+    <w:p>
+      <w:pPr>
+        <w:keepNext/>
+        <w:spacing w:after="20" w:before="80"/>
+        <w:jc w:val="center"/>
+      </w:pPr>
+      <w:r>
+        <w:drawing>
+          <wp:inline distT="0" distB="0" distL="0" distR="0">
+            <wp:extent cx="1047750" cy="790575"/>
+            <wp:effectExtent t="0" r="0" b="0" l="0"/>
+            <wp:docPr id="1" name="" descr="" title=""/>
+            <wp:cNvGraphicFramePr>
+              <a:graphicFrameLocks xmlns:a="http://schemas.openxmlformats.org/drawingml/2006/main" noChangeAspect="1"/>
+            </wp:cNvGraphicFramePr>
+            <a:graphic xmlns:a="http://schemas.openxmlformats.org/drawingml/2006/main">
+              <a:graphicData uri="http://schemas.openxmlformats.org/drawingml/2006/picture">
+                <pic:pic xmlns:pic="http://schemas.openxmlformats.org/drawingml/2006/picture">
+                  <pic:nvPicPr>
+                    <pic:cNvPr id="0" name="" descr=""/>
+                    <pic:cNvPicPr>
+                      <a:picLocks noChangeAspect="1" noChangeArrowheads="1"/>
+                    </pic:cNvPicPr>
+                  </pic:nvPicPr>
+                  <pic:blipFill>
+                    <a:blip r:embed="rId13" cstate="none"/>
+                    <a:srcRect/>
+                    <a:stretch>
+                      <a:fillRect/>
+                    </a:stretch>
+                  </pic:blipFill>
+                  <pic:spPr bwMode="auto">
+                    <a:xfrm>
+                      <a:off x="0" y="0"/>
+                      <a:ext cx="1047750" cy="790575"/>
+                    </a:xfrm>
+                    <a:prstGeom prst="rect">
+                      <a:avLst/>
+                    </a:prstGeom>
+                  </pic:spPr>
+                </pic:pic>
+              </a:graphicData>
+            </a:graphic>
+          </wp:inline>
+        </w:drawing>
+      </w:r>
+    </w:p>
+    <w:p>
+      <w:pPr>
+        <w:keepNext/>
+        <w:spacing w:after="120"/>
+      </w:pPr>
+      <w:r>
+        <w:rPr>
+          <w:b/>
+          <w:bCs/>
+        </w:rPr>
+        <w:t xml:space="preserve">Ratio table (Tabla de razones)</w:t>
+      </w:r>
+      <w:r>
+        <w:t xml:space="preserve"> — A table of equal ratios that shows a pattern.</w:t>
       </w:r>
     </w:p>
     <w:p>
@@ -1026,7 +1152,7 @@
           <w:b/>
           <w:bCs/>
         </w:rPr>
-        <w:t xml:space="preserve">7. The smoothie recipe is 1 cup of blueberries to 2 scoops of yogurt. If cups go on the x-axis and scoops on the y-axis, which ordered pair shows 3 cups of blueberries?</w:t>
+        <w:t xml:space="preserve">7. Recipe: 1 cup berries to 2 scoops yogurt. With cups on x and scoops on y, which pair shows 3 cups?</w:t>
       </w:r>
     </w:p>
     <w:p>
@@ -1611,6 +1737,14 @@
       </w:pPr>
       <w:r>
         <w:t xml:space="preserve">     Correct work: The point (4, 14) is off the line. Using the rule y = 4x, when x = 4 the y-value must be 4 × 4 = 16, so the correct point is (4, 16). Because (4, 14) does not satisfy y = 4x, it does not land on the line through the other points.</w:t>
+      </w:r>
+    </w:p>
+    <w:p>
+      <w:pPr>
+        <w:spacing w:after="80" w:before="0"/>
+      </w:pPr>
+      <w:r>
+        <w:t xml:space="preserve">     Watch for: The first three points all follow y = 4x, but the extra point (4, 14) does not: when x = 4 the rule requires y = 4 × 4 = 16. Since (4, 14) breaks the rule, it falls below the line instead of on it, and the correct fourth point is (4, 16).</w:t>
       </w:r>
     </w:p>
     <w:p>
